--- a/2_Course/3_Term/Applied_Math_in_AI/lab_00/ЛЗ0-Заварзин-ИИб-25-6-о.docx
+++ b/2_Course/3_Term/Applied_Math_in_AI/lab_00/ЛЗ0-Заварзин-ИИб-25-6-о.docx
@@ -1,6 +1,6 @@
 
 <file path=word/document.xml><?xml version="1.0" encoding="utf-8"?>
-<w:document xmlns:wpc="http://schemas.microsoft.com/office/word/2010/wordprocessingCanvas" xmlns:cx="http://schemas.microsoft.com/office/drawing/2014/chartex" xmlns:mc="http://schemas.openxmlformats.org/markup-compatibility/2006" xmlns:o="urn:schemas-microsoft-com:office:office" xmlns:r="http://schemas.openxmlformats.org/officeDocument/2006/relationships" xmlns:m="http://schemas.openxmlformats.org/officeDocument/2006/math" xmlns:v="urn:schemas-microsoft-com:vml" xmlns:wp14="http://schemas.microsoft.com/office/word/2010/wordprocessingDrawing" xmlns:wp="http://schemas.openxmlformats.org/drawingml/2006/wordprocessingDrawing" xmlns:w10="urn:schemas-microsoft-com:office:word" xmlns:w="http://schemas.openxmlformats.org/wordprocessingml/2006/main" xmlns:w14="http://schemas.microsoft.com/office/word/2010/wordml" xmlns:w15="http://schemas.microsoft.com/office/word/2012/wordml" xmlns:w16se="http://schemas.microsoft.com/office/word/2015/wordml/symex" xmlns:wpg="http://schemas.microsoft.com/office/word/2010/wordprocessingGroup" xmlns:wpi="http://schemas.microsoft.com/office/word/2010/wordprocessingInk" xmlns:wne="http://schemas.microsoft.com/office/word/2006/wordml" xmlns:wps="http://schemas.microsoft.com/office/word/2010/wordprocessingShape" mc:Ignorable="w14 w15 w16se wp14">
+<w:document xmlns:wpc="http://schemas.microsoft.com/office/word/2010/wordprocessingCanvas" xmlns:cx="http://schemas.microsoft.com/office/drawing/2014/chartex" xmlns:cx1="http://schemas.microsoft.com/office/drawing/2015/9/8/chartex" xmlns:cx2="http://schemas.microsoft.com/office/drawing/2015/10/21/chartex" xmlns:cx3="http://schemas.microsoft.com/office/drawing/2016/5/9/chartex" xmlns:cx4="http://schemas.microsoft.com/office/drawing/2016/5/10/chartex" xmlns:cx5="http://schemas.microsoft.com/office/drawing/2016/5/11/chartex" xmlns:cx6="http://schemas.microsoft.com/office/drawing/2016/5/12/chartex" xmlns:cx7="http://schemas.microsoft.com/office/drawing/2016/5/13/chartex" xmlns:cx8="http://schemas.microsoft.com/office/drawing/2016/5/14/chartex" xmlns:mc="http://schemas.openxmlformats.org/markup-compatibility/2006" xmlns:aink="http://schemas.microsoft.com/office/drawing/2016/ink" xmlns:am3d="http://schemas.microsoft.com/office/drawing/2017/model3d" xmlns:o="urn:schemas-microsoft-com:office:office" xmlns:oel="http://schemas.microsoft.com/office/2019/extlst" xmlns:r="http://schemas.openxmlformats.org/officeDocument/2006/relationships" xmlns:m="http://schemas.openxmlformats.org/officeDocument/2006/math" xmlns:v="urn:schemas-microsoft-com:vml" xmlns:wp14="http://schemas.microsoft.com/office/word/2010/wordprocessingDrawing" xmlns:wp="http://schemas.openxmlformats.org/drawingml/2006/wordprocessingDrawing" xmlns:w10="urn:schemas-microsoft-com:office:word" xmlns:w="http://schemas.openxmlformats.org/wordprocessingml/2006/main" xmlns:w14="http://schemas.microsoft.com/office/word/2010/wordml" xmlns:w15="http://schemas.microsoft.com/office/word/2012/wordml" xmlns:w16cex="http://schemas.microsoft.com/office/word/2018/wordml/cex" xmlns:w16cid="http://schemas.microsoft.com/office/word/2016/wordml/cid" xmlns:w16="http://schemas.microsoft.com/office/word/2018/wordml" xmlns:w16du="http://schemas.microsoft.com/office/word/2023/wordml/word16du" xmlns:w16sdtdh="http://schemas.microsoft.com/office/word/2020/wordml/sdtdatahash" xmlns:w16sdtfl="http://schemas.microsoft.com/office/word/2024/wordml/sdtformatlock" xmlns:w16se="http://schemas.microsoft.com/office/word/2015/wordml/symex" xmlns:wpg="http://schemas.microsoft.com/office/word/2010/wordprocessingGroup" xmlns:wpi="http://schemas.microsoft.com/office/word/2010/wordprocessingInk" xmlns:wne="http://schemas.microsoft.com/office/word/2006/wordml" xmlns:wps="http://schemas.microsoft.com/office/word/2010/wordprocessingShape" mc:Ignorable="w14 w15 w16se w16cid w16 w16cex w16sdtdh w16sdtfl w16du wp14">
   <w:body>
     <w:p>
       <w:pPr>
@@ -142,12 +142,6 @@
           <w:lang w:val="ru-RU"/>
         </w:rPr>
         <w:br/>
-      </w:r>
-      <w:r>
-        <w:rPr>
-          <w:color w:val="000000" w:themeColor="text1"/>
-          <w:lang w:val="ru-RU"/>
-        </w:rPr>
         <w:t xml:space="preserve">Тема: «ТОЧНОСТЬ ВЫЧИСЛИТЕЛЬНОГО ЭКСПЕРИМЕНТА» </w:t>
       </w:r>
     </w:p>
@@ -419,15 +413,7 @@
           <w:szCs w:val="28"/>
           <w:lang w:val="ru-RU"/>
         </w:rPr>
-        <w:t>Севастополь,</w:t>
-      </w:r>
-      <w:r>
-        <w:rPr>
-          <w:sz w:val="28"/>
-          <w:szCs w:val="28"/>
-          <w:lang w:val="ru-RU"/>
-        </w:rPr>
-        <w:t xml:space="preserve"> 2026</w:t>
+        <w:t>Севастополь, 2026</w:t>
       </w:r>
       <w:r>
         <w:rPr>
@@ -593,15 +579,7 @@
           <w:szCs w:val="28"/>
           <w:lang w:val="ru-RU"/>
         </w:rPr>
-        <w:t>1.2. Найти предельные абсолютные и относитель</w:t>
-      </w:r>
-      <w:r>
-        <w:rPr>
-          <w:sz w:val="28"/>
-          <w:szCs w:val="28"/>
-          <w:lang w:val="ru-RU"/>
-        </w:rPr>
-        <w:t>ные погрешности чисел,</w:t>
+        <w:t>1.2. Найти предельные абсолютные и относительные погрешности чисел,</w:t>
       </w:r>
     </w:p>
     <w:p>
@@ -755,15 +733,7 @@
           <w:szCs w:val="28"/>
           <w:lang w:val="ru-RU"/>
         </w:rPr>
-        <w:t>параметры, чтобы от</w:t>
-      </w:r>
-      <w:r>
-        <w:rPr>
-          <w:sz w:val="28"/>
-          <w:szCs w:val="28"/>
-          <w:lang w:val="ru-RU"/>
-        </w:rPr>
-        <w:t>носительная погрешность результата не превышала</w:t>
+        <w:t>параметры, чтобы относительная погрешность результата не превышала</w:t>
       </w:r>
     </w:p>
     <w:p>
@@ -901,7 +871,7 @@
                 <w:color w:val="000000" w:themeColor="text1"/>
                 <w:sz w:val="24"/>
                 <w:szCs w:val="24"/>
-                <w:lang w:val="ru-RU" w:eastAsia="ru-RU"/>
+                <w:lang w:val="ru-RU"/>
               </w:rPr>
               <w:t>1.1</w:t>
             </w:r>
@@ -931,7 +901,7 @@
                 <w:color w:val="000000" w:themeColor="text1"/>
                 <w:sz w:val="24"/>
                 <w:szCs w:val="24"/>
-                <w:lang w:val="ru-RU" w:eastAsia="ru-RU"/>
+                <w:lang w:val="ru-RU"/>
               </w:rPr>
               <w:t>1.2</w:t>
             </w:r>
@@ -960,7 +930,7 @@
                 <w:color w:val="000000" w:themeColor="text1"/>
                 <w:sz w:val="24"/>
                 <w:szCs w:val="24"/>
-                <w:lang w:val="ru-RU" w:eastAsia="ru-RU"/>
+                <w:lang w:val="ru-RU"/>
               </w:rPr>
               <w:t>а</w:t>
             </w:r>
@@ -987,7 +957,7 @@
                 <w:color w:val="000000" w:themeColor="text1"/>
                 <w:sz w:val="24"/>
                 <w:szCs w:val="24"/>
-                <w:lang w:val="ru-RU" w:eastAsia="ru-RU"/>
+                <w:lang w:val="ru-RU"/>
               </w:rPr>
               <w:t>б</w:t>
             </w:r>
@@ -1014,7 +984,7 @@
                 <w:color w:val="000000" w:themeColor="text1"/>
                 <w:sz w:val="24"/>
                 <w:szCs w:val="24"/>
-                <w:lang w:val="ru-RU" w:eastAsia="ru-RU"/>
+                <w:lang w:val="ru-RU"/>
               </w:rPr>
               <w:t>а</w:t>
             </w:r>
@@ -1041,7 +1011,7 @@
                 <w:color w:val="000000" w:themeColor="text1"/>
                 <w:sz w:val="24"/>
                 <w:szCs w:val="24"/>
-                <w:lang w:val="ru-RU" w:eastAsia="ru-RU"/>
+                <w:lang w:val="ru-RU"/>
               </w:rPr>
               <w:t>б</w:t>
             </w:r>
@@ -1070,7 +1040,7 @@
                 <w:color w:val="000000" w:themeColor="text1"/>
                 <w:sz w:val="24"/>
                 <w:szCs w:val="24"/>
-                <w:lang w:val="ru-RU" w:eastAsia="ru-RU"/>
+                <w:lang w:val="ru-RU"/>
               </w:rPr>
               <w:t>2,3485±0,0042</w:t>
             </w:r>
@@ -1097,7 +1067,7 @@
                 <w:color w:val="000000" w:themeColor="text1"/>
                 <w:sz w:val="24"/>
                 <w:szCs w:val="24"/>
-                <w:lang w:val="ru-RU" w:eastAsia="ru-RU"/>
+                <w:lang w:val="ru-RU"/>
               </w:rPr>
               <w:t>0,34484 δ=0,4%</w:t>
             </w:r>
@@ -1124,7 +1094,7 @@
                 <w:color w:val="000000" w:themeColor="text1"/>
                 <w:sz w:val="24"/>
                 <w:szCs w:val="24"/>
-                <w:lang w:val="ru-RU" w:eastAsia="ru-RU"/>
+                <w:lang w:val="ru-RU"/>
               </w:rPr>
               <w:t>2,3445</w:t>
             </w:r>
@@ -1151,7 +1121,7 @@
                 <w:color w:val="000000" w:themeColor="text1"/>
                 <w:sz w:val="24"/>
                 <w:szCs w:val="24"/>
-                <w:lang w:val="ru-RU" w:eastAsia="ru-RU"/>
+                <w:lang w:val="ru-RU"/>
               </w:rPr>
               <w:t>0,745</w:t>
             </w:r>
@@ -1294,7 +1264,7 @@
                 <w:color w:val="000000" w:themeColor="text1"/>
                 <w:sz w:val="24"/>
                 <w:szCs w:val="24"/>
-                <w:lang w:val="ru-RU" w:eastAsia="ru-RU"/>
+                <w:lang w:val="ru-RU"/>
               </w:rPr>
               <w:t>Формула</w:t>
             </w:r>
@@ -1324,7 +1294,7 @@
                 <w:color w:val="000000" w:themeColor="text1"/>
                 <w:sz w:val="24"/>
                 <w:szCs w:val="24"/>
-                <w:lang w:val="ru-RU" w:eastAsia="ru-RU"/>
+                <w:lang w:val="ru-RU"/>
               </w:rPr>
               <w:t>Параметры</w:t>
             </w:r>
@@ -1370,7 +1340,6 @@
                 <w:color w:val="000000" w:themeColor="text1"/>
                 <w:sz w:val="24"/>
                 <w:szCs w:val="24"/>
-                <w:lang w:eastAsia="ru-RU"/>
               </w:rPr>
               <w:t>a</w:t>
             </w:r>
@@ -1396,7 +1365,6 @@
                 <w:color w:val="000000" w:themeColor="text1"/>
                 <w:sz w:val="24"/>
                 <w:szCs w:val="24"/>
-                <w:lang w:eastAsia="ru-RU"/>
               </w:rPr>
               <w:t>b</w:t>
             </w:r>
@@ -1422,7 +1390,6 @@
                 <w:color w:val="000000" w:themeColor="text1"/>
                 <w:sz w:val="24"/>
                 <w:szCs w:val="24"/>
-                <w:lang w:eastAsia="ru-RU"/>
               </w:rPr>
               <w:t>c</w:t>
             </w:r>
@@ -1527,7 +1494,7 @@
                 <w:color w:val="000000" w:themeColor="text1"/>
                 <w:sz w:val="24"/>
                 <w:szCs w:val="24"/>
-                <w:lang w:val="ru-RU" w:eastAsia="ru-RU"/>
+                <w:lang w:val="ru-RU"/>
               </w:rPr>
               <w:t>228</w:t>
             </w:r>
@@ -1536,7 +1503,6 @@
                 <w:color w:val="000000" w:themeColor="text1"/>
                 <w:sz w:val="24"/>
                 <w:szCs w:val="24"/>
-                <w:lang w:eastAsia="ru-RU"/>
               </w:rPr>
               <w:t>,</w:t>
             </w:r>
@@ -1545,7 +1511,7 @@
                 <w:color w:val="000000" w:themeColor="text1"/>
                 <w:sz w:val="24"/>
                 <w:szCs w:val="24"/>
-                <w:lang w:val="ru-RU" w:eastAsia="ru-RU"/>
+                <w:lang w:val="ru-RU"/>
               </w:rPr>
               <w:t>6±0</w:t>
             </w:r>
@@ -1554,7 +1520,6 @@
                 <w:color w:val="000000" w:themeColor="text1"/>
                 <w:sz w:val="24"/>
                 <w:szCs w:val="24"/>
-                <w:lang w:eastAsia="ru-RU"/>
               </w:rPr>
               <w:t>,</w:t>
             </w:r>
@@ -1563,7 +1528,7 @@
                 <w:color w:val="000000" w:themeColor="text1"/>
                 <w:sz w:val="24"/>
                 <w:szCs w:val="24"/>
-                <w:lang w:val="ru-RU" w:eastAsia="ru-RU"/>
+                <w:lang w:val="ru-RU"/>
               </w:rPr>
               <w:t>06</w:t>
             </w:r>
@@ -1590,7 +1555,7 @@
                 <w:color w:val="000000" w:themeColor="text1"/>
                 <w:sz w:val="24"/>
                 <w:szCs w:val="24"/>
-                <w:lang w:val="ru-RU" w:eastAsia="ru-RU"/>
+                <w:lang w:val="ru-RU"/>
               </w:rPr>
               <w:t>315</w:t>
             </w:r>
@@ -1599,7 +1564,6 @@
                 <w:color w:val="000000" w:themeColor="text1"/>
                 <w:sz w:val="24"/>
                 <w:szCs w:val="24"/>
-                <w:lang w:eastAsia="ru-RU"/>
               </w:rPr>
               <w:t>,</w:t>
             </w:r>
@@ -1608,7 +1572,7 @@
                 <w:color w:val="000000" w:themeColor="text1"/>
                 <w:sz w:val="24"/>
                 <w:szCs w:val="24"/>
-                <w:lang w:val="ru-RU" w:eastAsia="ru-RU"/>
+                <w:lang w:val="ru-RU"/>
               </w:rPr>
               <w:t>6±0</w:t>
             </w:r>
@@ -1617,7 +1581,6 @@
                 <w:color w:val="000000" w:themeColor="text1"/>
                 <w:sz w:val="24"/>
                 <w:szCs w:val="24"/>
-                <w:lang w:eastAsia="ru-RU"/>
               </w:rPr>
               <w:t>,</w:t>
             </w:r>
@@ -1626,7 +1589,7 @@
                 <w:color w:val="000000" w:themeColor="text1"/>
                 <w:sz w:val="24"/>
                 <w:szCs w:val="24"/>
-                <w:lang w:val="ru-RU" w:eastAsia="ru-RU"/>
+                <w:lang w:val="ru-RU"/>
               </w:rPr>
               <w:t>05</w:t>
             </w:r>
@@ -1653,7 +1616,7 @@
                 <w:color w:val="000000" w:themeColor="text1"/>
                 <w:sz w:val="24"/>
                 <w:szCs w:val="24"/>
-                <w:lang w:val="ru-RU" w:eastAsia="ru-RU"/>
+                <w:lang w:val="ru-RU"/>
               </w:rPr>
               <w:t>186</w:t>
             </w:r>
@@ -1662,7 +1625,6 @@
                 <w:color w:val="000000" w:themeColor="text1"/>
                 <w:sz w:val="24"/>
                 <w:szCs w:val="24"/>
-                <w:lang w:eastAsia="ru-RU"/>
               </w:rPr>
               <w:t>,</w:t>
             </w:r>
@@ -1671,7 +1633,7 @@
                 <w:color w:val="000000" w:themeColor="text1"/>
                 <w:sz w:val="24"/>
                 <w:szCs w:val="24"/>
-                <w:lang w:val="ru-RU" w:eastAsia="ru-RU"/>
+                <w:lang w:val="ru-RU"/>
               </w:rPr>
               <w:t>7±0</w:t>
             </w:r>
@@ -1680,7 +1642,6 @@
                 <w:color w:val="000000" w:themeColor="text1"/>
                 <w:sz w:val="24"/>
                 <w:szCs w:val="24"/>
-                <w:lang w:eastAsia="ru-RU"/>
               </w:rPr>
               <w:t>,</w:t>
             </w:r>
@@ -1689,7 +1650,7 @@
                 <w:color w:val="000000" w:themeColor="text1"/>
                 <w:sz w:val="24"/>
                 <w:szCs w:val="24"/>
-                <w:lang w:val="ru-RU" w:eastAsia="ru-RU"/>
+                <w:lang w:val="ru-RU"/>
               </w:rPr>
               <w:t>04</w:t>
             </w:r>
@@ -1775,7 +1736,7 @@
                 <w:color w:val="000000" w:themeColor="text1"/>
                 <w:sz w:val="24"/>
                 <w:szCs w:val="24"/>
-                <w:lang w:val="ru-RU" w:eastAsia="ru-RU"/>
+                <w:lang w:val="ru-RU"/>
               </w:rPr>
               <w:t>Формула</w:t>
             </w:r>
@@ -1805,7 +1766,7 @@
                 <w:color w:val="000000" w:themeColor="text1"/>
                 <w:sz w:val="24"/>
                 <w:szCs w:val="24"/>
-                <w:lang w:val="ru-RU" w:eastAsia="ru-RU"/>
+                <w:lang w:val="ru-RU"/>
               </w:rPr>
               <w:t>Параметры</w:t>
             </w:r>
@@ -1851,7 +1812,6 @@
                 <w:color w:val="000000" w:themeColor="text1"/>
                 <w:sz w:val="24"/>
                 <w:szCs w:val="24"/>
-                <w:lang w:eastAsia="ru-RU"/>
               </w:rPr>
               <w:t>a</w:t>
             </w:r>
@@ -1877,7 +1837,6 @@
                 <w:color w:val="000000" w:themeColor="text1"/>
                 <w:sz w:val="24"/>
                 <w:szCs w:val="24"/>
-                <w:lang w:eastAsia="ru-RU"/>
               </w:rPr>
               <w:t>b</w:t>
             </w:r>
@@ -1903,7 +1862,6 @@
                 <w:color w:val="000000" w:themeColor="text1"/>
                 <w:sz w:val="24"/>
                 <w:szCs w:val="24"/>
-                <w:lang w:eastAsia="ru-RU"/>
               </w:rPr>
               <w:t>c</w:t>
             </w:r>
@@ -2106,7 +2064,6 @@
                 <w:color w:val="000000" w:themeColor="text1"/>
                 <w:sz w:val="24"/>
                 <w:szCs w:val="24"/>
-                <w:lang w:eastAsia="ru-RU"/>
               </w:rPr>
               <w:t>8,53</w:t>
             </w:r>
@@ -2132,7 +2089,6 @@
                 <w:color w:val="000000" w:themeColor="text1"/>
                 <w:sz w:val="24"/>
                 <w:szCs w:val="24"/>
-                <w:lang w:eastAsia="ru-RU"/>
               </w:rPr>
               <w:t>6,271</w:t>
             </w:r>
@@ -2159,7 +2115,6 @@
                 <w:color w:val="000000" w:themeColor="text1"/>
                 <w:sz w:val="24"/>
                 <w:szCs w:val="24"/>
-                <w:lang w:eastAsia="ru-RU"/>
               </w:rPr>
               <w:t>12,48</w:t>
             </w:r>
@@ -2227,29 +2182,7 @@
           <w:szCs w:val="28"/>
           <w:lang w:val="ru-RU"/>
         </w:rPr>
-        <w:t>Задание 1.</w:t>
-      </w:r>
-      <w:proofErr w:type="gramStart"/>
-      <w:r>
-        <w:rPr>
-          <w:b/>
-          <w:bCs/>
-          <w:sz w:val="28"/>
-          <w:szCs w:val="28"/>
-          <w:lang w:val="ru-RU"/>
-        </w:rPr>
-        <w:t>1</w:t>
-      </w:r>
-      <w:proofErr w:type="gramEnd"/>
-      <w:r>
-        <w:rPr>
-          <w:b/>
-          <w:bCs/>
-          <w:sz w:val="28"/>
-          <w:szCs w:val="28"/>
-          <w:lang w:val="ru-RU"/>
-        </w:rPr>
-        <w:t xml:space="preserve"> а</w:t>
+        <w:t>Задание 1.1 а</w:t>
       </w:r>
     </w:p>
     <w:p>
@@ -2271,15 +2204,7 @@
           <w:szCs w:val="28"/>
           <w:lang w:val="ru-RU"/>
         </w:rPr>
-        <w:t xml:space="preserve">Из данных для задания было определено значение </w:t>
-      </w:r>
-      <w:r>
-        <w:rPr>
-          <w:sz w:val="28"/>
-          <w:szCs w:val="28"/>
-          <w:lang w:val="ru-RU"/>
-        </w:rPr>
-        <w:t>старшего разряда числа (m). Так как в числе 2,3485 старший разряд имеет цифра 2, она относится к единицам и имеет индекс 0. Значит, m = 0.</w:t>
+        <w:t>Из данных для задания было определено значение старшего разряда числа (m). Так как в числе 2,3485 старший разряд имеет цифра 2, она относится к единицам и имеет индекс 0. Значит, m = 0.</w:t>
       </w:r>
     </w:p>
     <w:p>
@@ -2301,15 +2226,7 @@
           <w:szCs w:val="28"/>
           <w:lang w:val="ru-RU"/>
         </w:rPr>
-        <w:t>Для нахождения количества значащих цифр, которые можно оставить в числе в узком смысле, было использовано неравенство</w:t>
-      </w:r>
-      <w:r>
-        <w:rPr>
-          <w:sz w:val="28"/>
-          <w:szCs w:val="28"/>
-          <w:lang w:val="ru-RU"/>
-        </w:rPr>
-        <w:t>:</w:t>
+        <w:t>Для нахождения количества значащих цифр, которые можно оставить в числе в узком смысле, было использовано неравенство:</w:t>
       </w:r>
     </w:p>
     <w:p>
@@ -2342,6 +2259,7 @@
               <m:r>
                 <w:rPr>
                   <w:rFonts w:ascii="Cambria Math" w:hAnsi="Cambria Math"/>
+                  <w:lang w:val="ru-RU"/>
                 </w:rPr>
                 <m:t>∆</m:t>
               </m:r>
@@ -2358,6 +2276,7 @@
           <m:r>
             <w:rPr>
               <w:rFonts w:ascii="Cambria Math" w:hAnsi="Cambria Math"/>
+              <w:lang w:val="ru-RU"/>
             </w:rPr>
             <m:t>≤0,5</m:t>
           </m:r>
@@ -2366,6 +2285,9 @@
               <m:lit/>
               <m:nor/>
             </m:rPr>
+            <w:rPr>
+              <w:lang w:val="ru-RU"/>
+            </w:rPr>
             <m:t>*</m:t>
           </m:r>
           <m:sSup>
@@ -2380,6 +2302,7 @@
               <m:r>
                 <w:rPr>
                   <w:rFonts w:ascii="Cambria Math" w:hAnsi="Cambria Math"/>
+                  <w:lang w:val="ru-RU"/>
                 </w:rPr>
                 <m:t>10</m:t>
               </m:r>
@@ -2396,6 +2319,9 @@
                   <m:lit/>
                   <m:nor/>
                 </m:rPr>
+                <w:rPr>
+                  <w:lang w:val="ru-RU"/>
+                </w:rPr>
                 <m:t>-</m:t>
               </m:r>
               <m:r>
@@ -2409,11 +2335,15 @@
                   <m:lit/>
                   <m:nor/>
                 </m:rPr>
+                <w:rPr>
+                  <w:lang w:val="ru-RU"/>
+                </w:rPr>
                 <m:t>+</m:t>
               </m:r>
               <m:r>
                 <w:rPr>
                   <w:rFonts w:ascii="Cambria Math" w:hAnsi="Cambria Math"/>
+                  <w:lang w:val="ru-RU"/>
                 </w:rPr>
                 <m:t>1</m:t>
               </m:r>
@@ -2443,6 +2373,7 @@
           <m:r>
             <w:rPr>
               <w:rFonts w:ascii="Cambria Math" w:hAnsi="Cambria Math"/>
+              <w:lang w:val="ru-RU"/>
             </w:rPr>
             <m:t>0,0042≤0,5</m:t>
           </m:r>
@@ -2451,6 +2382,9 @@
               <m:lit/>
               <m:nor/>
             </m:rPr>
+            <w:rPr>
+              <w:lang w:val="ru-RU"/>
+            </w:rPr>
             <m:t>*</m:t>
           </m:r>
           <m:sSup>
@@ -2465,6 +2399,7 @@
               <m:r>
                 <w:rPr>
                   <w:rFonts w:ascii="Cambria Math" w:hAnsi="Cambria Math"/>
+                  <w:lang w:val="ru-RU"/>
                 </w:rPr>
                 <m:t>10</m:t>
               </m:r>
@@ -2473,6 +2408,7 @@
               <m:r>
                 <w:rPr>
                   <w:rFonts w:ascii="Cambria Math" w:hAnsi="Cambria Math"/>
+                  <w:lang w:val="ru-RU"/>
                 </w:rPr>
                 <m:t>0</m:t>
               </m:r>
@@ -2481,6 +2417,9 @@
                   <m:lit/>
                   <m:nor/>
                 </m:rPr>
+                <w:rPr>
+                  <w:lang w:val="ru-RU"/>
+                </w:rPr>
                 <m:t>-</m:t>
               </m:r>
               <m:r>
@@ -2494,11 +2433,15 @@
                   <m:lit/>
                   <m:nor/>
                 </m:rPr>
+                <w:rPr>
+                  <w:lang w:val="ru-RU"/>
+                </w:rPr>
                 <m:t>+</m:t>
               </m:r>
               <m:r>
                 <w:rPr>
                   <w:rFonts w:ascii="Cambria Math" w:hAnsi="Cambria Math"/>
+                  <w:lang w:val="ru-RU"/>
                 </w:rPr>
                 <m:t>1</m:t>
               </m:r>
@@ -2507,6 +2450,7 @@
           <m:r>
             <w:rPr>
               <w:rFonts w:ascii="Cambria Math" w:hAnsi="Cambria Math"/>
+              <w:lang w:val="ru-RU"/>
             </w:rPr>
             <m:t>≤0,5</m:t>
           </m:r>
@@ -2515,6 +2459,9 @@
               <m:lit/>
               <m:nor/>
             </m:rPr>
+            <w:rPr>
+              <w:lang w:val="ru-RU"/>
+            </w:rPr>
             <m:t>*</m:t>
           </m:r>
           <m:sSup>
@@ -2529,6 +2476,7 @@
               <m:r>
                 <w:rPr>
                   <w:rFonts w:ascii="Cambria Math" w:hAnsi="Cambria Math"/>
+                  <w:lang w:val="ru-RU"/>
                 </w:rPr>
                 <m:t>10</m:t>
               </m:r>
@@ -2537,6 +2485,7 @@
               <m:r>
                 <w:rPr>
                   <w:rFonts w:ascii="Cambria Math" w:hAnsi="Cambria Math"/>
+                  <w:lang w:val="ru-RU"/>
                 </w:rPr>
                 <m:t>1</m:t>
               </m:r>
@@ -2545,6 +2494,9 @@
                   <m:lit/>
                   <m:nor/>
                 </m:rPr>
+                <w:rPr>
+                  <w:lang w:val="ru-RU"/>
+                </w:rPr>
                 <m:t>-</m:t>
               </m:r>
               <m:r>
@@ -2677,6 +2629,7 @@
               <m:r>
                 <w:rPr>
                   <w:rFonts w:ascii="Cambria Math" w:hAnsi="Cambria Math"/>
+                  <w:lang w:val="ru-RU"/>
                 </w:rPr>
                 <m:t>∆</m:t>
               </m:r>
@@ -2695,45 +2648,80 @@
               <m:lit/>
               <m:nor/>
             </m:rPr>
+            <w:rPr>
+              <w:lang w:val="ru-RU"/>
+            </w:rPr>
             <m:t xml:space="preserve"> </m:t>
           </m:r>
           <m:r>
             <w:rPr>
               <w:rFonts w:ascii="Cambria Math" w:hAnsi="Cambria Math"/>
+              <w:lang w:val="ru-RU"/>
             </w:rPr>
             <m:t>=</m:t>
+          </m:r>
+          <m:d>
+            <m:dPr>
+              <m:begChr m:val="|"/>
+              <m:endChr m:val="|"/>
+              <m:ctrlPr>
+                <w:rPr>
+                  <w:rFonts w:ascii="Cambria Math" w:hAnsi="Cambria Math"/>
+                </w:rPr>
+              </m:ctrlPr>
+            </m:dPr>
+            <m:e>
+              <m:r>
+                <m:rPr>
+                  <m:lit/>
+                </m:rPr>
+                <w:rPr>
+                  <w:rFonts w:ascii="Cambria Math" w:hAnsi="Cambria Math"/>
+                  <w:lang w:val="ru-RU"/>
+                </w:rPr>
+                <m:t>2,35</m:t>
+              </m:r>
+              <m:r>
+                <w:rPr>
+                  <w:rFonts w:ascii="Cambria Math" w:hAnsi="Cambria Math"/>
+                  <w:lang w:val="ru-RU"/>
+                </w:rPr>
+                <m:t>-</m:t>
+              </m:r>
+              <m:r>
+                <m:rPr>
+                  <m:lit/>
+                </m:rPr>
+                <w:rPr>
+                  <w:rFonts w:ascii="Cambria Math" w:hAnsi="Cambria Math"/>
+                  <w:lang w:val="ru-RU"/>
+                </w:rPr>
+                <m:t>2,3485</m:t>
+              </m:r>
+            </m:e>
+          </m:d>
+          <m:r>
+            <w:rPr>
+              <w:rFonts w:ascii="Cambria Math" w:hAnsi="Cambria Math"/>
+              <w:lang w:val="ru-RU"/>
+            </w:rPr>
+            <m:t>=</m:t>
+          </m:r>
+          <m:r>
+            <w:rPr>
+              <w:rFonts w:ascii="Cambria Math" w:hAnsi="Cambria Math"/>
+              <w:lang w:val="ru-RU"/>
+            </w:rPr>
+            <m:t>±</m:t>
           </m:r>
           <m:r>
             <m:rPr>
               <m:lit/>
               <m:nor/>
             </m:rPr>
-            <m:t>2,35</m:t>
-          </m:r>
-          <m:r>
-            <w:rPr>
-              <w:rFonts w:ascii="Cambria Math" w:hAnsi="Cambria Math"/>
-            </w:rPr>
-            <m:t>-</m:t>
-          </m:r>
-          <m:r>
-            <m:rPr>
-              <m:lit/>
-              <m:nor/>
-            </m:rPr>
-            <m:t>2,3485</m:t>
-          </m:r>
-          <m:r>
-            <w:rPr>
-              <w:rFonts w:ascii="Cambria Math" w:hAnsi="Cambria Math"/>
-            </w:rPr>
-            <m:t>=</m:t>
-          </m:r>
-          <m:r>
-            <m:rPr>
-              <m:lit/>
-              <m:nor/>
-            </m:rPr>
+            <w:rPr>
+              <w:lang w:val="ru-RU"/>
+            </w:rPr>
             <m:t>0,0015</m:t>
           </m:r>
         </m:oMath>
@@ -2945,6 +2933,7 @@
         <w:rPr>
           <w:sz w:val="28"/>
           <w:szCs w:val="28"/>
+          <w:lang w:val="ru-RU"/>
         </w:rPr>
       </w:pPr>
       <m:oMathPara>
@@ -2982,6 +2971,9 @@
               <m:lit/>
               <m:nor/>
             </m:rPr>
+            <w:rPr>
+              <w:lang w:val="ru-RU"/>
+            </w:rPr>
             <m:t>=</m:t>
           </m:r>
           <m:f>
@@ -2998,6 +2990,9 @@
                   <m:lit/>
                   <m:nor/>
                 </m:rPr>
+                <w:rPr>
+                  <w:lang w:val="ru-RU"/>
+                </w:rPr>
                 <m:t>%</m:t>
               </m:r>
             </m:num>
@@ -3005,6 +3000,7 @@
               <m:r>
                 <w:rPr>
                   <w:rFonts w:ascii="Cambria Math" w:hAnsi="Cambria Math"/>
+                  <w:lang w:val="ru-RU"/>
                 </w:rPr>
                 <m:t>100</m:t>
               </m:r>
@@ -3015,6 +3011,9 @@
               <m:lit/>
               <m:nor/>
             </m:rPr>
+            <w:rPr>
+              <w:lang w:val="ru-RU"/>
+            </w:rPr>
             <m:t>*</m:t>
           </m:r>
           <m:d>
@@ -3041,6 +3040,9 @@
               <m:lit/>
               <m:nor/>
             </m:rPr>
+            <w:rPr>
+              <w:lang w:val="ru-RU"/>
+            </w:rPr>
             <m:t>=</m:t>
           </m:r>
           <m:f>
@@ -3055,6 +3057,7 @@
               <m:r>
                 <w:rPr>
                   <w:rFonts w:ascii="Cambria Math" w:hAnsi="Cambria Math"/>
+                  <w:lang w:val="ru-RU"/>
                 </w:rPr>
                 <m:t>0,4</m:t>
               </m:r>
@@ -3063,6 +3066,9 @@
                   <m:lit/>
                   <m:nor/>
                 </m:rPr>
+                <w:rPr>
+                  <w:lang w:val="ru-RU"/>
+                </w:rPr>
                 <m:t>%</m:t>
               </m:r>
             </m:num>
@@ -3070,6 +3076,7 @@
               <m:r>
                 <w:rPr>
                   <w:rFonts w:ascii="Cambria Math" w:hAnsi="Cambria Math"/>
+                  <w:lang w:val="ru-RU"/>
                 </w:rPr>
                 <m:t>100</m:t>
               </m:r>
@@ -3080,11 +3087,15 @@
               <m:lit/>
               <m:nor/>
             </m:rPr>
+            <w:rPr>
+              <w:lang w:val="ru-RU"/>
+            </w:rPr>
             <m:t>*</m:t>
           </m:r>
           <m:r>
             <w:rPr>
               <w:rFonts w:ascii="Cambria Math" w:hAnsi="Cambria Math"/>
+              <w:lang w:val="ru-RU"/>
             </w:rPr>
             <m:t>0,34484≈0,00138</m:t>
           </m:r>
@@ -3110,15 +3121,7 @@
           <w:szCs w:val="28"/>
           <w:lang w:val="ru-RU"/>
         </w:rPr>
-        <w:t xml:space="preserve">Далее был найден параметр n для нахождения количества значащих цифр в </w:t>
-      </w:r>
-      <w:r>
-        <w:rPr>
-          <w:sz w:val="28"/>
-          <w:szCs w:val="28"/>
-          <w:lang w:val="ru-RU"/>
-        </w:rPr>
-        <w:t>широком смысле:</w:t>
+        <w:t>Далее был найден параметр n для нахождения количества значащих цифр в широком смысле:</w:t>
       </w:r>
     </w:p>
     <w:p>
@@ -3140,6 +3143,7 @@
           <m:r>
             <w:rPr>
               <w:rFonts w:ascii="Cambria Math" w:hAnsi="Cambria Math"/>
+              <w:lang w:val="ru-RU"/>
             </w:rPr>
             <m:t>0,00138</m:t>
           </m:r>
@@ -3148,6 +3152,9 @@
               <m:lit/>
               <m:nor/>
             </m:rPr>
+            <w:rPr>
+              <w:lang w:val="ru-RU"/>
+            </w:rPr>
             <m:t>≤</m:t>
           </m:r>
           <m:sSup>
@@ -3162,6 +3169,7 @@
               <m:r>
                 <w:rPr>
                   <w:rFonts w:ascii="Cambria Math" w:hAnsi="Cambria Math"/>
+                  <w:lang w:val="ru-RU"/>
                 </w:rPr>
                 <m:t>10</m:t>
               </m:r>
@@ -3178,6 +3186,9 @@
                   <m:lit/>
                   <m:nor/>
                 </m:rPr>
+                <w:rPr>
+                  <w:lang w:val="ru-RU"/>
+                </w:rPr>
                 <m:t>-</m:t>
               </m:r>
               <m:r>
@@ -3191,11 +3202,15 @@
                   <m:lit/>
                   <m:nor/>
                 </m:rPr>
+                <w:rPr>
+                  <w:lang w:val="ru-RU"/>
+                </w:rPr>
                 <m:t>+</m:t>
               </m:r>
               <m:r>
                 <w:rPr>
                   <w:rFonts w:ascii="Cambria Math" w:hAnsi="Cambria Math"/>
+                  <w:lang w:val="ru-RU"/>
                 </w:rPr>
                 <m:t>1</m:t>
               </m:r>
@@ -3270,6 +3285,7 @@
           <m:r>
             <w:rPr>
               <w:rFonts w:ascii="Cambria Math" w:hAnsi="Cambria Math"/>
+              <w:lang w:val="ru-RU"/>
             </w:rPr>
             <m:t>0,34484</m:t>
           </m:r>
@@ -3278,11 +3294,15 @@
               <m:lit/>
               <m:nor/>
             </m:rPr>
+            <w:rPr>
+              <w:lang w:val="ru-RU"/>
+            </w:rPr>
             <m:t xml:space="preserve"> </m:t>
           </m:r>
           <m:r>
             <w:rPr>
               <w:rFonts w:ascii="Cambria Math" w:hAnsi="Cambria Math"/>
+              <w:lang w:val="ru-RU"/>
             </w:rPr>
             <m:t>≈0,34</m:t>
           </m:r>
@@ -3308,15 +3328,7 @@
           <w:szCs w:val="28"/>
           <w:lang w:val="ru-RU"/>
         </w:rPr>
-        <w:t>После округления была найдена аб</w:t>
-      </w:r>
-      <w:r>
-        <w:rPr>
-          <w:sz w:val="28"/>
-          <w:szCs w:val="28"/>
-          <w:lang w:val="ru-RU"/>
-        </w:rPr>
-        <w:t>солютная погрешность результата:</w:t>
+        <w:t>После округления была найдена абсолютная погрешность результата:</w:t>
       </w:r>
     </w:p>
     <w:p>
@@ -3367,37 +3379,74 @@
               <m:lit/>
               <m:nor/>
             </m:rPr>
+            <w:rPr>
+              <w:lang w:val="ru-RU"/>
+            </w:rPr>
             <m:t>=</m:t>
           </m:r>
-          <m:r>
-            <w:rPr>
-              <w:rFonts w:ascii="Cambria Math" w:hAnsi="Cambria Math"/>
-            </w:rPr>
-            <m:t>0,34</m:t>
-          </m:r>
+          <m:d>
+            <m:dPr>
+              <m:begChr m:val="|"/>
+              <m:endChr m:val="|"/>
+              <m:ctrlPr>
+                <w:rPr>
+                  <w:rFonts w:ascii="Cambria Math" w:hAnsi="Cambria Math"/>
+                  <w:i/>
+                  <w:lang w:val="ru-RU"/>
+                </w:rPr>
+              </m:ctrlPr>
+            </m:dPr>
+            <m:e>
+              <m:r>
+                <w:rPr>
+                  <w:rFonts w:ascii="Cambria Math" w:hAnsi="Cambria Math"/>
+                  <w:lang w:val="ru-RU"/>
+                </w:rPr>
+                <m:t>0,34</m:t>
+              </m:r>
+              <m:r>
+                <m:rPr>
+                  <m:lit/>
+                  <m:nor/>
+                </m:rPr>
+                <w:rPr>
+                  <w:lang w:val="ru-RU"/>
+                </w:rPr>
+                <m:t>-</m:t>
+              </m:r>
+              <m:r>
+                <w:rPr>
+                  <w:rFonts w:ascii="Cambria Math" w:hAnsi="Cambria Math"/>
+                  <w:lang w:val="ru-RU"/>
+                </w:rPr>
+                <m:t>0,34484</m:t>
+              </m:r>
+            </m:e>
+          </m:d>
           <m:r>
             <m:rPr>
               <m:lit/>
               <m:nor/>
             </m:rPr>
-            <m:t>-</m:t>
-          </m:r>
-          <m:r>
-            <w:rPr>
-              <w:rFonts w:ascii="Cambria Math" w:hAnsi="Cambria Math"/>
-            </w:rPr>
-            <m:t>0,34484</m:t>
+            <w:rPr>
+              <w:lang w:val="ru-RU"/>
+            </w:rPr>
+            <m:t>=</m:t>
           </m:r>
           <m:r>
             <m:rPr>
-              <m:lit/>
               <m:nor/>
             </m:rPr>
-            <m:t>=</m:t>
-          </m:r>
-          <m:r>
-            <w:rPr>
-              <w:rFonts w:ascii="Cambria Math" w:hAnsi="Cambria Math"/>
+            <w:rPr>
+              <w:rFonts w:ascii="Cambria Math" w:hAnsi="Cambria Math"/>
+              <w:lang w:val="ru-RU"/>
+            </w:rPr>
+            <m:t>±</m:t>
+          </m:r>
+          <m:r>
+            <w:rPr>
+              <w:rFonts w:ascii="Cambria Math" w:hAnsi="Cambria Math"/>
+              <w:lang w:val="ru-RU"/>
             </w:rPr>
             <m:t>0,00484</m:t>
           </m:r>
@@ -3487,21 +3536,8 @@
           <w:szCs w:val="28"/>
           <w:lang w:val="ru-RU"/>
         </w:rPr>
-        <w:t>Задание 1.</w:t>
-      </w:r>
-      <w:proofErr w:type="gramStart"/>
-      <w:r>
-        <w:rPr>
-          <w:b/>
-          <w:bCs/>
-          <w:iCs/>
-          <w:sz w:val="28"/>
-          <w:szCs w:val="28"/>
-          <w:lang w:val="ru-RU"/>
-        </w:rPr>
-        <w:t>2</w:t>
-      </w:r>
-      <w:proofErr w:type="gramEnd"/>
+        <w:t>Задание 1.2</w:t>
+      </w:r>
       <w:r>
         <w:rPr>
           <w:b/>
@@ -3604,6 +3640,7 @@
               <m:r>
                 <w:rPr>
                   <w:rFonts w:ascii="Cambria Math" w:hAnsi="Cambria Math"/>
+                  <w:lang w:val="ru-RU"/>
                 </w:rPr>
                 <m:t>∆</m:t>
               </m:r>
@@ -3622,11 +3659,15 @@
               <m:lit/>
               <m:nor/>
             </m:rPr>
+            <w:rPr>
+              <w:lang w:val="ru-RU"/>
+            </w:rPr>
             <m:t>=</m:t>
           </m:r>
           <m:r>
             <w:rPr>
               <w:rFonts w:ascii="Cambria Math" w:hAnsi="Cambria Math"/>
+              <w:lang w:val="ru-RU"/>
             </w:rPr>
             <m:t>0,5</m:t>
           </m:r>
@@ -3635,6 +3676,9 @@
               <m:lit/>
               <m:nor/>
             </m:rPr>
+            <w:rPr>
+              <w:lang w:val="ru-RU"/>
+            </w:rPr>
             <m:t xml:space="preserve">* </m:t>
           </m:r>
           <m:sSup>
@@ -3649,6 +3693,7 @@
               <m:r>
                 <w:rPr>
                   <w:rFonts w:ascii="Cambria Math" w:hAnsi="Cambria Math"/>
+                  <w:lang w:val="ru-RU"/>
                 </w:rPr>
                 <m:t>10</m:t>
               </m:r>
@@ -3665,6 +3710,9 @@
                   <m:lit/>
                   <m:nor/>
                 </m:rPr>
+                <w:rPr>
+                  <w:lang w:val="ru-RU"/>
+                </w:rPr>
                 <m:t>-</m:t>
               </m:r>
               <m:r>
@@ -3678,11 +3726,15 @@
                   <m:lit/>
                   <m:nor/>
                 </m:rPr>
+                <w:rPr>
+                  <w:lang w:val="ru-RU"/>
+                </w:rPr>
                 <m:t>+</m:t>
               </m:r>
               <m:r>
                 <w:rPr>
                   <w:rFonts w:ascii="Cambria Math" w:hAnsi="Cambria Math"/>
+                  <w:lang w:val="ru-RU"/>
                 </w:rPr>
                 <m:t>1</m:t>
               </m:r>
@@ -3693,11 +3745,15 @@
               <m:lit/>
               <m:nor/>
             </m:rPr>
+            <w:rPr>
+              <w:lang w:val="ru-RU"/>
+            </w:rPr>
             <m:t>=</m:t>
           </m:r>
           <m:r>
             <w:rPr>
               <w:rFonts w:ascii="Cambria Math" w:hAnsi="Cambria Math"/>
+              <w:lang w:val="ru-RU"/>
             </w:rPr>
             <m:t>0,5</m:t>
           </m:r>
@@ -3706,6 +3762,9 @@
               <m:lit/>
               <m:nor/>
             </m:rPr>
+            <w:rPr>
+              <w:lang w:val="ru-RU"/>
+            </w:rPr>
             <m:t>*</m:t>
           </m:r>
           <m:sSup>
@@ -3720,6 +3779,7 @@
               <m:r>
                 <w:rPr>
                   <w:rFonts w:ascii="Cambria Math" w:hAnsi="Cambria Math"/>
+                  <w:lang w:val="ru-RU"/>
                 </w:rPr>
                 <m:t>10</m:t>
               </m:r>
@@ -3730,11 +3790,15 @@
                   <m:lit/>
                   <m:nor/>
                 </m:rPr>
+                <w:rPr>
+                  <w:lang w:val="ru-RU"/>
+                </w:rPr>
                 <m:t>-</m:t>
               </m:r>
               <m:r>
                 <w:rPr>
                   <w:rFonts w:ascii="Cambria Math" w:hAnsi="Cambria Math"/>
+                  <w:lang w:val="ru-RU"/>
                 </w:rPr>
                 <m:t>4</m:t>
               </m:r>
@@ -3745,11 +3809,15 @@
               <m:lit/>
               <m:nor/>
             </m:rPr>
+            <w:rPr>
+              <w:lang w:val="ru-RU"/>
+            </w:rPr>
             <m:t>=</m:t>
           </m:r>
           <m:r>
             <w:rPr>
               <w:rFonts w:ascii="Cambria Math" w:hAnsi="Cambria Math"/>
+              <w:lang w:val="ru-RU"/>
             </w:rPr>
             <m:t>0,00005</m:t>
           </m:r>
@@ -3775,15 +3843,7 @@
           <w:szCs w:val="28"/>
           <w:lang w:val="ru-RU"/>
         </w:rPr>
-        <w:t xml:space="preserve">Тогда предельная </w:t>
-      </w:r>
-      <w:r>
-        <w:rPr>
-          <w:sz w:val="28"/>
-          <w:szCs w:val="28"/>
-          <w:lang w:val="ru-RU"/>
-        </w:rPr>
-        <w:t>относительная погрешность будет:</w:t>
+        <w:t>Тогда предельная относительная погрешность будет:</w:t>
       </w:r>
     </w:p>
     <w:p>
@@ -4031,25 +4091,7 @@
           <w:szCs w:val="28"/>
           <w:lang w:val="ru-RU"/>
         </w:rPr>
-        <w:t xml:space="preserve">Ответ для </w:t>
-      </w:r>
-      <w:proofErr w:type="gramStart"/>
-      <w:r>
-        <w:rPr>
-          <w:sz w:val="28"/>
-          <w:szCs w:val="28"/>
-          <w:lang w:val="ru-RU"/>
-        </w:rPr>
-        <w:t>пункта</w:t>
-      </w:r>
-      <w:proofErr w:type="gramEnd"/>
-      <w:r>
-        <w:rPr>
-          <w:sz w:val="28"/>
-          <w:szCs w:val="28"/>
-          <w:lang w:val="ru-RU"/>
-        </w:rPr>
-        <w:t xml:space="preserve"> а:</w:t>
+        <w:t>Ответ для пункта а:</w:t>
       </w:r>
     </w:p>
     <w:p>
@@ -4684,6 +4726,7 @@
         <w:jc w:val="center"/>
         <w:rPr>
           <w:i/>
+          <w:lang w:val="ru-RU"/>
         </w:rPr>
       </w:pPr>
       <m:oMathPara>
@@ -4703,6 +4746,7 @@
               <m:r>
                 <w:rPr>
                   <w:rFonts w:ascii="Cambria Math" w:hAnsi="Cambria Math"/>
+                  <w:lang w:val="ru-RU"/>
                 </w:rPr>
                 <m:t>∆</m:t>
               </m:r>
@@ -4721,11 +4765,15 @@
               <m:lit/>
               <m:nor/>
             </m:rPr>
+            <w:rPr>
+              <w:lang w:val="ru-RU"/>
+            </w:rPr>
             <m:t>=</m:t>
           </m:r>
           <m:r>
             <w:rPr>
               <w:rFonts w:ascii="Cambria Math" w:hAnsi="Cambria Math"/>
+              <w:lang w:val="ru-RU"/>
             </w:rPr>
             <m:t>0,001;</m:t>
           </m:r>
@@ -4734,6 +4782,9 @@
               <m:lit/>
               <m:nor/>
             </m:rPr>
+            <w:rPr>
+              <w:lang w:val="ru-RU"/>
+            </w:rPr>
             <m:t xml:space="preserve">    </m:t>
           </m:r>
           <m:sSub>
@@ -4766,11 +4817,15 @@
               <m:lit/>
               <m:nor/>
             </m:rPr>
+            <w:rPr>
+              <w:lang w:val="ru-RU"/>
+            </w:rPr>
             <m:t xml:space="preserve"> </m:t>
           </m:r>
           <m:r>
             <w:rPr>
               <w:rFonts w:ascii="Cambria Math" w:hAnsi="Cambria Math"/>
+              <w:lang w:val="ru-RU"/>
             </w:rPr>
             <m:t>≈0,00213</m:t>
           </m:r>
@@ -4779,6 +4834,9 @@
               <m:lit/>
               <m:nor/>
             </m:rPr>
+            <w:rPr>
+              <w:lang w:val="ru-RU"/>
+            </w:rPr>
             <m:t>%</m:t>
           </m:r>
         </m:oMath>
@@ -5039,7 +5097,7 @@
           <w:szCs w:val="28"/>
           <w:lang w:val="ru-RU"/>
         </w:rPr>
-        <w:t>Значение знаменателя:</w:t>
+        <w:t>Тогда результат будет примерно равен:</w:t>
       </w:r>
     </w:p>
     <w:p>
@@ -5064,7 +5122,7 @@
             <w:rPr>
               <w:rFonts w:ascii="Cambria Math" w:hAnsi="Cambria Math"/>
             </w:rPr>
-            <m:t>c</m:t>
+            <m:t>X</m:t>
           </m:r>
           <m:r>
             <m:rPr>
@@ -5074,119 +5132,66 @@
             <w:rPr>
               <w:lang w:val="ru-RU"/>
             </w:rPr>
-            <m:t>=</m:t>
-          </m:r>
-          <m:r>
-            <w:rPr>
-              <w:rFonts w:ascii="Cambria Math" w:hAnsi="Cambria Math"/>
-              <w:lang w:val="ru-RU"/>
-            </w:rPr>
-            <m:t>186,7</m:t>
-          </m:r>
-        </m:oMath>
-      </m:oMathPara>
-    </w:p>
-    <w:p>
-      <w:pPr>
-        <w:pStyle w:val="af4"/>
-        <w:spacing w:line="360" w:lineRule="auto"/>
-        <w:ind w:left="0" w:firstLine="709"/>
-        <w:contextualSpacing w:val="0"/>
-        <w:jc w:val="both"/>
-        <w:rPr>
-          <w:sz w:val="28"/>
-          <w:szCs w:val="28"/>
-          <w:lang w:val="ru-RU"/>
-        </w:rPr>
-      </w:pPr>
-      <w:r>
-        <w:rPr>
-          <w:sz w:val="28"/>
-          <w:szCs w:val="28"/>
-          <w:lang w:val="ru-RU"/>
-        </w:rPr>
-        <w:t>Тогда результат будет примерно равен:</w:t>
-      </w:r>
-    </w:p>
-    <w:p>
-      <w:pPr>
-        <w:pStyle w:val="af4"/>
-        <w:spacing w:line="360" w:lineRule="auto"/>
-        <w:ind w:left="0" w:firstLine="709"/>
-        <w:contextualSpacing w:val="0"/>
-        <w:jc w:val="center"/>
-        <w:rPr>
-          <w:sz w:val="28"/>
-          <w:szCs w:val="28"/>
-          <w:lang w:val="ru-RU"/>
-        </w:rPr>
-      </w:pPr>
-      <m:oMathPara>
-        <m:oMathParaPr>
-          <m:jc m:val="center"/>
-        </m:oMathParaPr>
-        <m:oMath>
-          <m:r>
-            <w:rPr>
-              <w:rFonts w:ascii="Cambria Math" w:hAnsi="Cambria Math"/>
-            </w:rPr>
-            <m:t>X</m:t>
-          </m:r>
+            <m:t xml:space="preserve">= </m:t>
+          </m:r>
+          <m:f>
+            <m:fPr>
+              <m:ctrlPr>
+                <w:rPr>
+                  <w:rFonts w:ascii="Cambria Math" w:hAnsi="Cambria Math"/>
+                </w:rPr>
+              </m:ctrlPr>
+            </m:fPr>
+            <m:num>
+              <m:r>
+                <w:rPr>
+                  <w:rFonts w:ascii="Cambria Math" w:hAnsi="Cambria Math"/>
+                  <w:lang w:val="ru-RU"/>
+                </w:rPr>
+                <m:t>268,60037</m:t>
+              </m:r>
+            </m:num>
+            <m:den>
+              <m:r>
+                <w:rPr>
+                  <w:rFonts w:ascii="Cambria Math" w:hAnsi="Cambria Math"/>
+                  <w:lang w:val="ru-RU"/>
+                </w:rPr>
+                <m:t>186,7</m:t>
+              </m:r>
+            </m:den>
+          </m:f>
           <m:r>
             <m:rPr>
               <m:lit/>
               <m:nor/>
             </m:rPr>
-            <m:t xml:space="preserve">= </m:t>
-          </m:r>
-          <m:f>
-            <m:fPr>
-              <m:ctrlPr>
-                <w:rPr>
-                  <w:rFonts w:ascii="Cambria Math" w:hAnsi="Cambria Math"/>
-                </w:rPr>
-              </m:ctrlPr>
-            </m:fPr>
-            <m:num>
-              <m:r>
-                <w:rPr>
-                  <w:rFonts w:ascii="Cambria Math" w:hAnsi="Cambria Math"/>
-                </w:rPr>
-                <m:t>268,60037</m:t>
-              </m:r>
-            </m:num>
-            <m:den>
-              <m:r>
-                <w:rPr>
-                  <w:rFonts w:ascii="Cambria Math" w:hAnsi="Cambria Math"/>
-                </w:rPr>
-                <m:t>186,7</m:t>
-              </m:r>
-            </m:den>
-          </m:f>
+            <w:rPr>
+              <w:lang w:val="ru-RU"/>
+            </w:rPr>
+            <m:t xml:space="preserve"> </m:t>
+          </m:r>
+          <m:r>
+            <w:rPr>
+              <w:rFonts w:ascii="Cambria Math" w:hAnsi="Cambria Math"/>
+              <w:lang w:val="ru-RU"/>
+            </w:rPr>
+            <m:t>≈</m:t>
+          </m:r>
           <m:r>
             <m:rPr>
               <m:lit/>
               <m:nor/>
             </m:rPr>
+            <w:rPr>
+              <w:lang w:val="ru-RU"/>
+            </w:rPr>
             <m:t xml:space="preserve"> </m:t>
           </m:r>
           <m:r>
             <w:rPr>
               <w:rFonts w:ascii="Cambria Math" w:hAnsi="Cambria Math"/>
-            </w:rPr>
-            <m:t>≈</m:t>
-          </m:r>
-          <m:r>
-            <m:rPr>
-              <m:lit/>
-              <m:nor/>
-            </m:rPr>
-            <m:t xml:space="preserve"> </m:t>
-          </m:r>
-          <m:r>
-            <w:rPr>
-              <w:rFonts w:ascii="Cambria Math" w:hAnsi="Cambria Math"/>
+              <w:lang w:val="ru-RU"/>
             </w:rPr>
             <m:t>1,43867</m:t>
           </m:r>
@@ -5212,7 +5217,7 @@
           <w:szCs w:val="28"/>
           <w:lang w:val="ru-RU"/>
         </w:rPr>
-        <w:t>Для нахождения предельной абсолютной погрешности найдём частные производные:</w:t>
+        <w:t>Далее находим относительные погрешности каждого из параметров:</w:t>
       </w:r>
     </w:p>
     <w:p>
@@ -5221,23 +5226,65 @@
         <w:spacing w:line="360" w:lineRule="auto"/>
         <w:ind w:left="0" w:firstLine="709"/>
         <w:contextualSpacing w:val="0"/>
-        <w:jc w:val="center"/>
-        <w:rPr>
-          <w:sz w:val="28"/>
-          <w:szCs w:val="28"/>
-          <w:lang w:val="ru-RU"/>
+        <w:jc w:val="both"/>
+        <w:rPr>
+          <w:sz w:val="28"/>
+          <w:szCs w:val="28"/>
         </w:rPr>
       </w:pPr>
       <m:oMathPara>
-        <m:oMathParaPr>
-          <m:jc m:val="center"/>
-        </m:oMathParaPr>
         <m:oMath>
+          <m:sSub>
+            <m:sSubPr>
+              <m:ctrlPr>
+                <w:rPr>
+                  <w:rFonts w:ascii="Cambria Math" w:hAnsi="Cambria Math"/>
+                  <w:i/>
+                  <w:sz w:val="28"/>
+                  <w:szCs w:val="28"/>
+                  <w:lang w:val="ru-RU"/>
+                </w:rPr>
+              </m:ctrlPr>
+            </m:sSubPr>
+            <m:e>
+              <m:r>
+                <w:rPr>
+                  <w:rFonts w:ascii="Cambria Math" w:hAnsi="Cambria Math"/>
+                  <w:sz w:val="28"/>
+                  <w:szCs w:val="28"/>
+                  <w:lang w:val="ru-RU"/>
+                </w:rPr>
+                <m:t>δ</m:t>
+              </m:r>
+            </m:e>
+            <m:sub>
+              <m:r>
+                <w:rPr>
+                  <w:rFonts w:ascii="Cambria Math" w:hAnsi="Cambria Math"/>
+                  <w:sz w:val="28"/>
+                  <w:szCs w:val="28"/>
+                </w:rPr>
+                <m:t>a</m:t>
+              </m:r>
+            </m:sub>
+          </m:sSub>
+          <m:r>
+            <w:rPr>
+              <w:rFonts w:ascii="Cambria Math" w:hAnsi="Cambria Math"/>
+              <w:sz w:val="28"/>
+              <w:szCs w:val="28"/>
+              <w:lang w:val="ru-RU"/>
+            </w:rPr>
+            <m:t>=</m:t>
+          </m:r>
           <m:f>
             <m:fPr>
               <m:ctrlPr>
                 <w:rPr>
                   <w:rFonts w:ascii="Cambria Math" w:hAnsi="Cambria Math"/>
+                  <w:i/>
+                  <w:sz w:val="28"/>
+                  <w:szCs w:val="28"/>
                 </w:rPr>
               </m:ctrlPr>
             </m:fPr>
@@ -5245,25 +5292,87 @@
               <m:r>
                 <w:rPr>
                   <w:rFonts w:ascii="Cambria Math" w:hAnsi="Cambria Math"/>
-                </w:rPr>
-                <m:t>∂X</m:t>
+                  <w:sz w:val="28"/>
+                  <w:szCs w:val="28"/>
+                </w:rPr>
+                <m:t>0,06</m:t>
               </m:r>
             </m:num>
             <m:den>
               <m:r>
                 <w:rPr>
                   <w:rFonts w:ascii="Cambria Math" w:hAnsi="Cambria Math"/>
-                </w:rPr>
-                <m:t>∂a</m:t>
+                  <w:sz w:val="28"/>
+                  <w:szCs w:val="28"/>
+                </w:rPr>
+                <m:t>228,6</m:t>
               </m:r>
             </m:den>
           </m:f>
           <m:r>
-            <m:rPr>
-              <m:lit/>
-              <m:nor/>
-            </m:rPr>
-            <w:rPr>
+            <w:rPr>
+              <w:rFonts w:ascii="Cambria Math" w:hAnsi="Cambria Math"/>
+              <w:sz w:val="28"/>
+              <w:szCs w:val="28"/>
+            </w:rPr>
+            <m:t>=0,00026</m:t>
+          </m:r>
+        </m:oMath>
+      </m:oMathPara>
+    </w:p>
+    <w:p>
+      <w:pPr>
+        <w:pStyle w:val="af4"/>
+        <w:spacing w:line="360" w:lineRule="auto"/>
+        <w:ind w:left="0" w:firstLine="709"/>
+        <w:contextualSpacing w:val="0"/>
+        <w:jc w:val="both"/>
+        <w:rPr>
+          <w:sz w:val="28"/>
+          <w:szCs w:val="28"/>
+        </w:rPr>
+      </w:pPr>
+      <m:oMathPara>
+        <m:oMath>
+          <m:sSub>
+            <m:sSubPr>
+              <m:ctrlPr>
+                <w:rPr>
+                  <w:rFonts w:ascii="Cambria Math" w:hAnsi="Cambria Math"/>
+                  <w:i/>
+                  <w:sz w:val="28"/>
+                  <w:szCs w:val="28"/>
+                  <w:lang w:val="ru-RU"/>
+                </w:rPr>
+              </m:ctrlPr>
+            </m:sSubPr>
+            <m:e>
+              <m:r>
+                <w:rPr>
+                  <w:rFonts w:ascii="Cambria Math" w:hAnsi="Cambria Math"/>
+                  <w:sz w:val="28"/>
+                  <w:szCs w:val="28"/>
+                  <w:lang w:val="ru-RU"/>
+                </w:rPr>
+                <m:t>δ</m:t>
+              </m:r>
+            </m:e>
+            <m:sub>
+              <m:r>
+                <w:rPr>
+                  <w:rFonts w:ascii="Cambria Math" w:hAnsi="Cambria Math"/>
+                  <w:sz w:val="28"/>
+                  <w:szCs w:val="28"/>
+                </w:rPr>
+                <m:t>b</m:t>
+              </m:r>
+            </m:sub>
+          </m:sSub>
+          <m:r>
+            <w:rPr>
+              <w:rFonts w:ascii="Cambria Math" w:hAnsi="Cambria Math"/>
+              <w:sz w:val="28"/>
+              <w:szCs w:val="28"/>
               <w:lang w:val="ru-RU"/>
             </w:rPr>
             <m:t>=</m:t>
@@ -5273,6 +5382,9 @@
               <m:ctrlPr>
                 <w:rPr>
                   <w:rFonts w:ascii="Cambria Math" w:hAnsi="Cambria Math"/>
+                  <w:i/>
+                  <w:sz w:val="28"/>
+                  <w:szCs w:val="28"/>
                 </w:rPr>
               </m:ctrlPr>
             </m:fPr>
@@ -5280,38 +5392,123 @@
               <m:r>
                 <w:rPr>
                   <w:rFonts w:ascii="Cambria Math" w:hAnsi="Cambria Math"/>
-                </w:rPr>
-                <m:t>X</m:t>
+                  <w:sz w:val="28"/>
+                  <w:szCs w:val="28"/>
+                </w:rPr>
+                <m:t>0,0</m:t>
+              </m:r>
+              <m:r>
+                <w:rPr>
+                  <w:rFonts w:ascii="Cambria Math" w:hAnsi="Cambria Math"/>
+                  <w:sz w:val="28"/>
+                  <w:szCs w:val="28"/>
+                </w:rPr>
+                <m:t>5</m:t>
               </m:r>
             </m:num>
             <m:den>
               <m:r>
                 <w:rPr>
                   <w:rFonts w:ascii="Cambria Math" w:hAnsi="Cambria Math"/>
-                  <w:lang w:val="ru-RU"/>
-                </w:rPr>
-                <m:t>2</m:t>
-              </m:r>
-              <m:r>
-                <w:rPr>
-                  <w:rFonts w:ascii="Cambria Math" w:hAnsi="Cambria Math"/>
-                </w:rPr>
-                <m:t>a</m:t>
+                  <w:sz w:val="28"/>
+                  <w:szCs w:val="28"/>
+                </w:rPr>
+                <m:t>315,6</m:t>
               </m:r>
             </m:den>
           </m:f>
           <m:r>
             <w:rPr>
               <w:rFonts w:ascii="Cambria Math" w:hAnsi="Cambria Math"/>
-              <w:lang w:val="ru-RU"/>
-            </w:rPr>
-            <m:t>≈</m:t>
+              <w:sz w:val="28"/>
+              <w:szCs w:val="28"/>
+            </w:rPr>
+            <m:t>=0,000</m:t>
+          </m:r>
+          <m:r>
+            <w:rPr>
+              <w:rFonts w:ascii="Cambria Math" w:hAnsi="Cambria Math"/>
+              <w:sz w:val="28"/>
+              <w:szCs w:val="28"/>
+            </w:rPr>
+            <m:t>1</m:t>
+          </m:r>
+          <m:r>
+            <w:rPr>
+              <w:rFonts w:ascii="Cambria Math" w:hAnsi="Cambria Math"/>
+              <w:sz w:val="28"/>
+              <w:szCs w:val="28"/>
+            </w:rPr>
+            <m:t>6</m:t>
+          </m:r>
+        </m:oMath>
+      </m:oMathPara>
+    </w:p>
+    <w:p>
+      <w:pPr>
+        <w:pStyle w:val="af4"/>
+        <w:spacing w:line="360" w:lineRule="auto"/>
+        <w:ind w:left="0" w:firstLine="709"/>
+        <w:contextualSpacing w:val="0"/>
+        <w:jc w:val="both"/>
+        <w:rPr>
+          <w:sz w:val="28"/>
+          <w:szCs w:val="28"/>
+        </w:rPr>
+      </w:pPr>
+      <m:oMathPara>
+        <m:oMath>
+          <m:sSub>
+            <m:sSubPr>
+              <m:ctrlPr>
+                <w:rPr>
+                  <w:rFonts w:ascii="Cambria Math" w:hAnsi="Cambria Math"/>
+                  <w:i/>
+                  <w:sz w:val="28"/>
+                  <w:szCs w:val="28"/>
+                  <w:lang w:val="ru-RU"/>
+                </w:rPr>
+              </m:ctrlPr>
+            </m:sSubPr>
+            <m:e>
+              <m:r>
+                <w:rPr>
+                  <w:rFonts w:ascii="Cambria Math" w:hAnsi="Cambria Math"/>
+                  <w:sz w:val="28"/>
+                  <w:szCs w:val="28"/>
+                  <w:lang w:val="ru-RU"/>
+                </w:rPr>
+                <m:t>δ</m:t>
+              </m:r>
+            </m:e>
+            <m:sub>
+              <m:r>
+                <w:rPr>
+                  <w:rFonts w:ascii="Cambria Math" w:hAnsi="Cambria Math"/>
+                  <w:sz w:val="28"/>
+                  <w:szCs w:val="28"/>
+                </w:rPr>
+                <m:t>c</m:t>
+              </m:r>
+            </m:sub>
+          </m:sSub>
+          <m:r>
+            <w:rPr>
+              <w:rFonts w:ascii="Cambria Math" w:hAnsi="Cambria Math"/>
+              <w:sz w:val="28"/>
+              <w:szCs w:val="28"/>
+              <w:lang w:val="ru-RU"/>
+            </w:rPr>
+            <m:t>=</m:t>
           </m:r>
           <m:f>
             <m:fPr>
               <m:ctrlPr>
                 <w:rPr>
                   <w:rFonts w:ascii="Cambria Math" w:hAnsi="Cambria Math"/>
+                  <w:i/>
+                  <w:sz w:val="28"/>
+                  <w:szCs w:val="28"/>
                 </w:rPr>
               </m:ctrlPr>
             </m:fPr>
@@ -5319,346 +5516,46 @@
               <m:r>
                 <w:rPr>
                   <w:rFonts w:ascii="Cambria Math" w:hAnsi="Cambria Math"/>
-                  <w:lang w:val="ru-RU"/>
-                </w:rPr>
-                <m:t>1,43867</m:t>
+                  <w:sz w:val="28"/>
+                  <w:szCs w:val="28"/>
+                </w:rPr>
+                <m:t>0,0</m:t>
+              </m:r>
+              <m:r>
+                <w:rPr>
+                  <w:rFonts w:ascii="Cambria Math" w:hAnsi="Cambria Math"/>
+                  <w:sz w:val="28"/>
+                  <w:szCs w:val="28"/>
+                </w:rPr>
+                <m:t>4</m:t>
               </m:r>
             </m:num>
             <m:den>
               <m:r>
                 <w:rPr>
                   <w:rFonts w:ascii="Cambria Math" w:hAnsi="Cambria Math"/>
-                  <w:lang w:val="ru-RU"/>
-                </w:rPr>
-                <m:t>2</m:t>
-              </m:r>
-              <m:r>
-                <m:rPr>
-                  <m:lit/>
-                  <m:nor/>
-                </m:rPr>
-                <w:rPr>
-                  <w:lang w:val="ru-RU"/>
-                </w:rPr>
-                <m:t>*</m:t>
-              </m:r>
-              <m:r>
-                <w:rPr>
-                  <w:rFonts w:ascii="Cambria Math" w:hAnsi="Cambria Math"/>
-                  <w:lang w:val="ru-RU"/>
-                </w:rPr>
-                <m:t>228,6</m:t>
+                  <w:sz w:val="28"/>
+                  <w:szCs w:val="28"/>
+                </w:rPr>
+                <m:t>186,7</m:t>
               </m:r>
             </m:den>
           </m:f>
           <m:r>
             <w:rPr>
               <w:rFonts w:ascii="Cambria Math" w:hAnsi="Cambria Math"/>
-              <w:lang w:val="ru-RU"/>
-            </w:rPr>
-            <m:t>≈0,003146</m:t>
-          </m:r>
-        </m:oMath>
-      </m:oMathPara>
-    </w:p>
-    <w:p>
-      <w:pPr>
-        <w:pStyle w:val="af4"/>
-        <w:spacing w:line="360" w:lineRule="auto"/>
-        <w:ind w:left="0" w:firstLine="709"/>
-        <w:contextualSpacing w:val="0"/>
-        <w:jc w:val="center"/>
-        <w:rPr>
-          <w:sz w:val="28"/>
-          <w:szCs w:val="28"/>
-          <w:lang w:val="ru-RU"/>
-        </w:rPr>
-      </w:pPr>
-      <m:oMathPara>
-        <m:oMathParaPr>
-          <m:jc m:val="center"/>
-        </m:oMathParaPr>
-        <m:oMath>
-          <m:f>
-            <m:fPr>
-              <m:ctrlPr>
-                <w:rPr>
-                  <w:rFonts w:ascii="Cambria Math" w:hAnsi="Cambria Math"/>
-                </w:rPr>
-              </m:ctrlPr>
-            </m:fPr>
-            <m:num>
-              <m:r>
-                <w:rPr>
-                  <w:rFonts w:ascii="Cambria Math" w:hAnsi="Cambria Math"/>
-                </w:rPr>
-                <m:t>∂X</m:t>
-              </m:r>
-            </m:num>
-            <m:den>
-              <m:r>
-                <w:rPr>
-                  <w:rFonts w:ascii="Cambria Math" w:hAnsi="Cambria Math"/>
-                </w:rPr>
-                <m:t>∂b</m:t>
-              </m:r>
-            </m:den>
-          </m:f>
-          <m:r>
-            <m:rPr>
-              <m:lit/>
-              <m:nor/>
-            </m:rPr>
-            <w:rPr>
-              <w:lang w:val="ru-RU"/>
-            </w:rPr>
-            <m:t>=</m:t>
-          </m:r>
-          <m:f>
-            <m:fPr>
-              <m:ctrlPr>
-                <w:rPr>
-                  <w:rFonts w:ascii="Cambria Math" w:hAnsi="Cambria Math"/>
-                </w:rPr>
-              </m:ctrlPr>
-            </m:fPr>
-            <m:num>
-              <m:r>
-                <w:rPr>
-                  <w:rFonts w:ascii="Cambria Math" w:hAnsi="Cambria Math"/>
-                </w:rPr>
-                <m:t>X</m:t>
-              </m:r>
-            </m:num>
-            <m:den>
-              <m:r>
-                <w:rPr>
-                  <w:rFonts w:ascii="Cambria Math" w:hAnsi="Cambria Math"/>
-                  <w:lang w:val="ru-RU"/>
-                </w:rPr>
-                <m:t>2</m:t>
-              </m:r>
-              <m:r>
-                <w:rPr>
-                  <w:rFonts w:ascii="Cambria Math" w:hAnsi="Cambria Math"/>
-                </w:rPr>
-                <m:t>b</m:t>
-              </m:r>
-            </m:den>
-          </m:f>
-          <m:r>
-            <w:rPr>
-              <w:rFonts w:ascii="Cambria Math" w:hAnsi="Cambria Math"/>
-              <w:lang w:val="ru-RU"/>
-            </w:rPr>
-            <m:t>≈</m:t>
-          </m:r>
-          <m:f>
-            <m:fPr>
-              <m:ctrlPr>
-                <w:rPr>
-                  <w:rFonts w:ascii="Cambria Math" w:hAnsi="Cambria Math"/>
-                </w:rPr>
-              </m:ctrlPr>
-            </m:fPr>
-            <m:num>
-              <m:r>
-                <w:rPr>
-                  <w:rFonts w:ascii="Cambria Math" w:hAnsi="Cambria Math"/>
-                  <w:lang w:val="ru-RU"/>
-                </w:rPr>
-                <m:t>1,43867</m:t>
-              </m:r>
-            </m:num>
-            <m:den>
-              <m:r>
-                <w:rPr>
-                  <w:rFonts w:ascii="Cambria Math" w:hAnsi="Cambria Math"/>
-                  <w:lang w:val="ru-RU"/>
-                </w:rPr>
-                <m:t>2</m:t>
-              </m:r>
-              <m:r>
-                <m:rPr>
-                  <m:lit/>
-                  <m:nor/>
-                </m:rPr>
-                <w:rPr>
-                  <w:lang w:val="ru-RU"/>
-                </w:rPr>
-                <m:t>*</m:t>
-              </m:r>
-              <m:r>
-                <w:rPr>
-                  <w:rFonts w:ascii="Cambria Math" w:hAnsi="Cambria Math"/>
-                  <w:lang w:val="ru-RU"/>
-                </w:rPr>
-                <m:t>315,6</m:t>
-              </m:r>
-            </m:den>
-          </m:f>
-          <m:r>
-            <w:rPr>
-              <w:rFonts w:ascii="Cambria Math" w:hAnsi="Cambria Math"/>
-              <w:lang w:val="ru-RU"/>
-            </w:rPr>
-            <m:t>≈0,002279</m:t>
-          </m:r>
-        </m:oMath>
-      </m:oMathPara>
-    </w:p>
-    <w:p>
-      <w:pPr>
-        <w:pStyle w:val="af4"/>
-        <w:spacing w:line="360" w:lineRule="auto"/>
-        <w:ind w:left="0" w:firstLine="709"/>
-        <w:contextualSpacing w:val="0"/>
-        <w:jc w:val="center"/>
-        <w:rPr>
-          <w:sz w:val="28"/>
-          <w:szCs w:val="28"/>
-          <w:lang w:val="ru-RU"/>
-        </w:rPr>
-      </w:pPr>
-      <m:oMathPara>
-        <m:oMathParaPr>
-          <m:jc m:val="center"/>
-        </m:oMathParaPr>
-        <m:oMath>
-          <m:f>
-            <m:fPr>
-              <m:ctrlPr>
-                <w:rPr>
-                  <w:rFonts w:ascii="Cambria Math" w:hAnsi="Cambria Math"/>
-                </w:rPr>
-              </m:ctrlPr>
-            </m:fPr>
-            <m:num>
-              <m:r>
-                <w:rPr>
-                  <w:rFonts w:ascii="Cambria Math" w:hAnsi="Cambria Math"/>
-                </w:rPr>
-                <m:t>∂X</m:t>
-              </m:r>
-            </m:num>
-            <m:den>
-              <m:r>
-                <w:rPr>
-                  <w:rFonts w:ascii="Cambria Math" w:hAnsi="Cambria Math"/>
-                </w:rPr>
-                <m:t>∂c</m:t>
-              </m:r>
-            </m:den>
-          </m:f>
-          <m:r>
-            <m:rPr>
-              <m:lit/>
-              <m:nor/>
-            </m:rPr>
-            <w:rPr>
-              <w:lang w:val="ru-RU"/>
-            </w:rPr>
-            <m:t>=-</m:t>
-          </m:r>
-          <m:f>
-            <m:fPr>
-              <m:ctrlPr>
-                <w:rPr>
-                  <w:rFonts w:ascii="Cambria Math" w:hAnsi="Cambria Math"/>
-                </w:rPr>
-              </m:ctrlPr>
-            </m:fPr>
-            <m:num>
-              <m:r>
-                <w:rPr>
-                  <w:rFonts w:ascii="Cambria Math" w:hAnsi="Cambria Math"/>
-                </w:rPr>
-                <m:t>X</m:t>
-              </m:r>
-            </m:num>
-            <m:den>
-              <m:r>
-                <w:rPr>
-                  <w:rFonts w:ascii="Cambria Math" w:hAnsi="Cambria Math"/>
-                </w:rPr>
-                <m:t>c</m:t>
-              </m:r>
-            </m:den>
-          </m:f>
-          <m:r>
-            <w:rPr>
-              <w:rFonts w:ascii="Cambria Math" w:hAnsi="Cambria Math"/>
-              <w:lang w:val="ru-RU"/>
-            </w:rPr>
-            <m:t>≈</m:t>
-          </m:r>
-          <m:r>
-            <m:rPr>
-              <m:lit/>
-              <m:nor/>
-            </m:rPr>
-            <w:rPr>
-              <w:lang w:val="ru-RU"/>
-            </w:rPr>
-            <m:t>-</m:t>
-          </m:r>
-          <m:f>
-            <m:fPr>
-              <m:ctrlPr>
-                <w:rPr>
-                  <w:rFonts w:ascii="Cambria Math" w:hAnsi="Cambria Math"/>
-                </w:rPr>
-              </m:ctrlPr>
-            </m:fPr>
-            <m:num>
-              <m:r>
-                <w:rPr>
-                  <w:rFonts w:ascii="Cambria Math" w:hAnsi="Cambria Math"/>
-                  <w:lang w:val="ru-RU"/>
-                </w:rPr>
-                <m:t>1,43867</m:t>
-              </m:r>
-            </m:num>
-            <m:den>
-              <m:r>
-                <w:rPr>
-                  <w:rFonts w:ascii="Cambria Math" w:hAnsi="Cambria Math"/>
-                  <w:lang w:val="ru-RU"/>
-                </w:rPr>
-                <m:t>1</m:t>
-              </m:r>
-              <m:r>
-                <w:rPr>
-                  <w:rFonts w:ascii="Cambria Math" w:hAnsi="Cambria Math"/>
-                  <w:lang w:val="ru-RU"/>
-                </w:rPr>
-                <m:t>86,7</m:t>
-              </m:r>
-            </m:den>
-          </m:f>
-          <m:r>
-            <w:rPr>
-              <w:rFonts w:ascii="Cambria Math" w:hAnsi="Cambria Math"/>
-              <w:lang w:val="ru-RU"/>
-            </w:rPr>
-            <m:t>≈</m:t>
-          </m:r>
-          <m:r>
-            <m:rPr>
-              <m:lit/>
-              <m:nor/>
-            </m:rPr>
-            <w:rPr>
-              <w:lang w:val="ru-RU"/>
-            </w:rPr>
-            <m:t>-</m:t>
-          </m:r>
-          <m:r>
-            <w:rPr>
-              <w:rFonts w:ascii="Cambria Math" w:hAnsi="Cambria Math"/>
-              <w:lang w:val="ru-RU"/>
-            </w:rPr>
-            <m:t>0,007706</m:t>
+              <w:sz w:val="28"/>
+              <w:szCs w:val="28"/>
+            </w:rPr>
+            <m:t>=0,0002</m:t>
+          </m:r>
+          <m:r>
+            <w:rPr>
+              <w:rFonts w:ascii="Cambria Math" w:hAnsi="Cambria Math"/>
+              <w:sz w:val="28"/>
+              <w:szCs w:val="28"/>
+            </w:rPr>
+            <m:t>1</m:t>
           </m:r>
         </m:oMath>
       </m:oMathPara>
@@ -5676,232 +5573,24 @@
           <w:lang w:val="ru-RU"/>
         </w:rPr>
       </w:pPr>
-      <w:r>
-        <w:rPr>
-          <w:sz w:val="28"/>
-          <w:szCs w:val="28"/>
-          <w:lang w:val="ru-RU"/>
-        </w:rPr>
-        <w:t>Тогда предельная погрешность:</w:t>
-      </w:r>
-    </w:p>
-    <w:p>
-      <w:pPr>
-        <w:pStyle w:val="af4"/>
-        <w:spacing w:line="360" w:lineRule="auto"/>
-        <w:ind w:left="0" w:firstLine="709"/>
-        <w:contextualSpacing w:val="0"/>
-        <w:jc w:val="center"/>
-        <w:rPr>
-          <w:sz w:val="28"/>
-          <w:szCs w:val="28"/>
-          <w:lang w:val="ru-RU"/>
-        </w:rPr>
-      </w:pPr>
-      <m:oMathPara>
-        <m:oMathParaPr>
-          <m:jc m:val="center"/>
-        </m:oMathParaPr>
-        <m:oMath>
-          <m:r>
-            <w:rPr>
-              <w:rFonts w:ascii="Cambria Math" w:hAnsi="Cambria Math"/>
-              <w:lang w:val="ru-RU"/>
-            </w:rPr>
-            <m:t>∆</m:t>
-          </m:r>
-          <m:r>
-            <w:rPr>
-              <w:rFonts w:ascii="Cambria Math" w:hAnsi="Cambria Math"/>
-            </w:rPr>
-            <m:t>X</m:t>
-          </m:r>
-          <m:r>
-            <w:rPr>
-              <w:rFonts w:ascii="Cambria Math" w:hAnsi="Cambria Math"/>
-              <w:lang w:val="ru-RU"/>
-            </w:rPr>
-            <m:t>≈0,003146</m:t>
-          </m:r>
-          <m:r>
-            <m:rPr>
-              <m:lit/>
-              <m:nor/>
-            </m:rPr>
-            <w:rPr>
-              <w:lang w:val="ru-RU"/>
-            </w:rPr>
-            <m:t>*</m:t>
-          </m:r>
-          <m:r>
-            <w:rPr>
-              <w:rFonts w:ascii="Cambria Math" w:hAnsi="Cambria Math"/>
-              <w:lang w:val="ru-RU"/>
-            </w:rPr>
-            <m:t>0,06</m:t>
-          </m:r>
-          <m:r>
-            <m:rPr>
-              <m:lit/>
-              <m:nor/>
-            </m:rPr>
-            <w:rPr>
-              <w:lang w:val="ru-RU"/>
-            </w:rPr>
-            <m:t>+</m:t>
-          </m:r>
-          <m:r>
-            <w:rPr>
-              <w:rFonts w:ascii="Cambria Math" w:hAnsi="Cambria Math"/>
-              <w:lang w:val="ru-RU"/>
-            </w:rPr>
-            <m:t>0,002279</m:t>
-          </m:r>
-          <m:r>
-            <m:rPr>
-              <m:lit/>
-              <m:nor/>
-            </m:rPr>
-            <w:rPr>
-              <w:lang w:val="ru-RU"/>
-            </w:rPr>
-            <m:t>*</m:t>
-          </m:r>
-          <m:r>
-            <w:rPr>
-              <w:rFonts w:ascii="Cambria Math" w:hAnsi="Cambria Math"/>
-              <w:lang w:val="ru-RU"/>
-            </w:rPr>
-            <m:t>0,05</m:t>
-          </m:r>
-          <m:r>
-            <m:rPr>
-              <m:lit/>
-              <m:nor/>
-            </m:rPr>
-            <w:rPr>
-              <w:lang w:val="ru-RU"/>
-            </w:rPr>
-            <m:t>+</m:t>
-          </m:r>
-          <m:r>
-            <w:rPr>
-              <w:rFonts w:ascii="Cambria Math" w:hAnsi="Cambria Math"/>
-              <w:lang w:val="ru-RU"/>
-            </w:rPr>
-            <m:t>0,007706</m:t>
-          </m:r>
-          <m:r>
-            <m:rPr>
-              <m:lit/>
-              <m:nor/>
-            </m:rPr>
-            <w:rPr>
-              <w:lang w:val="ru-RU"/>
-            </w:rPr>
-            <m:t>*</m:t>
-          </m:r>
-          <m:r>
-            <w:rPr>
-              <w:rFonts w:ascii="Cambria Math" w:hAnsi="Cambria Math"/>
-              <w:lang w:val="ru-RU"/>
-            </w:rPr>
-            <m:t>0,04</m:t>
-          </m:r>
-        </m:oMath>
-      </m:oMathPara>
-    </w:p>
-    <w:p>
-      <w:pPr>
-        <w:pStyle w:val="af4"/>
-        <w:spacing w:line="360" w:lineRule="auto"/>
-        <w:ind w:left="0" w:firstLine="709"/>
-        <w:contextualSpacing w:val="0"/>
-        <w:jc w:val="center"/>
-        <w:rPr>
-          <w:sz w:val="28"/>
-          <w:szCs w:val="28"/>
-          <w:lang w:val="ru-RU"/>
-        </w:rPr>
-      </w:pPr>
-      <m:oMathPara>
-        <m:oMathParaPr>
-          <m:jc m:val="center"/>
-        </m:oMathParaPr>
-        <m:oMath>
-          <m:r>
-            <w:rPr>
-              <w:rFonts w:ascii="Cambria Math" w:hAnsi="Cambria Math"/>
-              <w:lang w:val="ru-RU"/>
-            </w:rPr>
-            <m:t>∆</m:t>
-          </m:r>
-          <m:r>
-            <w:rPr>
-              <w:rFonts w:ascii="Cambria Math" w:hAnsi="Cambria Math"/>
-            </w:rPr>
-            <m:t>X</m:t>
-          </m:r>
-          <m:r>
-            <w:rPr>
-              <w:rFonts w:ascii="Cambria Math" w:hAnsi="Cambria Math"/>
-              <w:lang w:val="ru-RU"/>
-            </w:rPr>
-            <m:t>≈0,0001888</m:t>
-          </m:r>
-          <m:r>
-            <m:rPr>
-              <m:lit/>
-              <m:nor/>
-            </m:rPr>
-            <w:rPr>
-              <w:lang w:val="ru-RU"/>
-            </w:rPr>
-            <m:t>+</m:t>
-          </m:r>
-          <m:r>
-            <w:rPr>
-              <w:rFonts w:ascii="Cambria Math" w:hAnsi="Cambria Math"/>
-              <w:lang w:val="ru-RU"/>
-            </w:rPr>
-            <m:t>0,0001139</m:t>
-          </m:r>
-          <m:r>
-            <m:rPr>
-              <m:lit/>
-              <m:nor/>
-            </m:rPr>
-            <w:rPr>
-              <w:lang w:val="ru-RU"/>
-            </w:rPr>
-            <m:t>+</m:t>
-          </m:r>
-          <m:r>
-            <w:rPr>
-              <w:rFonts w:ascii="Cambria Math" w:hAnsi="Cambria Math"/>
-              <w:lang w:val="ru-RU"/>
-            </w:rPr>
-            <m:t>0,0003082</m:t>
-          </m:r>
-          <m:r>
-            <m:rPr>
-              <m:lit/>
-              <m:nor/>
-            </m:rPr>
-            <w:rPr>
-              <w:lang w:val="ru-RU"/>
-            </w:rPr>
-            <m:t>=</m:t>
-          </m:r>
-          <m:r>
-            <w:rPr>
-              <w:rFonts w:ascii="Cambria Math" w:hAnsi="Cambria Math"/>
-              <w:lang w:val="ru-RU"/>
-            </w:rPr>
-            <m:t>0,0006109≈0,00061</m:t>
-          </m:r>
-        </m:oMath>
-      </m:oMathPara>
+      <w:proofErr w:type="gramStart"/>
+      <w:r>
+        <w:rPr>
+          <w:sz w:val="28"/>
+          <w:szCs w:val="28"/>
+          <w:lang w:val="ru-RU"/>
+        </w:rPr>
+        <w:t>После нахождения относительных погрешностей каждого параметра,</w:t>
+      </w:r>
+      <w:proofErr w:type="gramEnd"/>
+      <w:r>
+        <w:rPr>
+          <w:sz w:val="28"/>
+          <w:szCs w:val="28"/>
+          <w:lang w:val="ru-RU"/>
+        </w:rPr>
+        <w:t xml:space="preserve"> найдём относительную погрешность результата:</w:t>
+      </w:r>
     </w:p>
     <w:p>
       <w:pPr>
@@ -5911,190 +5600,226 @@
         <w:contextualSpacing w:val="0"/>
         <w:jc w:val="both"/>
         <w:rPr>
-          <w:sz w:val="28"/>
-          <w:szCs w:val="28"/>
-          <w:lang w:val="ru-RU"/>
-        </w:rPr>
-      </w:pPr>
-      <w:r>
-        <w:rPr>
-          <w:sz w:val="28"/>
-          <w:szCs w:val="28"/>
-          <w:lang w:val="ru-RU"/>
-        </w:rPr>
-        <w:t>Относительная погрешность:</w:t>
-      </w:r>
-    </w:p>
-    <w:p>
-      <w:pPr>
-        <w:pStyle w:val="af4"/>
-        <w:spacing w:line="360" w:lineRule="auto"/>
-        <w:ind w:left="0" w:firstLine="709"/>
-        <w:contextualSpacing w:val="0"/>
-        <w:jc w:val="center"/>
-        <w:rPr>
-          <w:sz w:val="28"/>
-          <w:szCs w:val="28"/>
-          <w:lang w:val="ru-RU"/>
+          <w:i/>
+          <w:sz w:val="28"/>
+          <w:szCs w:val="28"/>
         </w:rPr>
       </w:pPr>
       <m:oMathPara>
-        <m:oMathParaPr>
-          <m:jc m:val="center"/>
-        </m:oMathParaPr>
         <m:oMath>
-          <m:r>
-            <w:rPr>
-              <w:rFonts w:ascii="Cambria Math" w:hAnsi="Cambria Math"/>
-            </w:rPr>
-            <m:t>δX</m:t>
-          </m:r>
-          <m:r>
-            <m:rPr>
-              <m:lit/>
-              <m:nor/>
-            </m:rPr>
-            <w:rPr>
+          <m:sSub>
+            <m:sSubPr>
+              <m:ctrlPr>
+                <w:rPr>
+                  <w:rFonts w:ascii="Cambria Math" w:hAnsi="Cambria Math"/>
+                  <w:i/>
+                  <w:sz w:val="28"/>
+                  <w:szCs w:val="28"/>
+                  <w:lang w:val="ru-RU"/>
+                </w:rPr>
+              </m:ctrlPr>
+            </m:sSubPr>
+            <m:e>
+              <m:r>
+                <w:rPr>
+                  <w:rFonts w:ascii="Cambria Math" w:hAnsi="Cambria Math"/>
+                  <w:sz w:val="28"/>
+                  <w:szCs w:val="28"/>
+                  <w:lang w:val="ru-RU"/>
+                </w:rPr>
+                <m:t>δ</m:t>
+              </m:r>
+            </m:e>
+            <m:sub>
+              <m:r>
+                <w:rPr>
+                  <w:rFonts w:ascii="Cambria Math" w:hAnsi="Cambria Math"/>
+                  <w:sz w:val="28"/>
+                  <w:szCs w:val="28"/>
+                </w:rPr>
+                <m:t>X</m:t>
+              </m:r>
+            </m:sub>
+          </m:sSub>
+          <m:r>
+            <w:rPr>
+              <w:rFonts w:ascii="Cambria Math" w:hAnsi="Cambria Math"/>
+              <w:sz w:val="28"/>
+              <w:szCs w:val="28"/>
               <w:lang w:val="ru-RU"/>
             </w:rPr>
             <m:t>=</m:t>
           </m:r>
-          <m:f>
-            <m:fPr>
+          <m:sSub>
+            <m:sSubPr>
               <m:ctrlPr>
                 <w:rPr>
                   <w:rFonts w:ascii="Cambria Math" w:hAnsi="Cambria Math"/>
+                  <w:i/>
+                  <w:sz w:val="28"/>
+                  <w:szCs w:val="28"/>
+                  <w:lang w:val="ru-RU"/>
                 </w:rPr>
               </m:ctrlPr>
-            </m:fPr>
-            <m:num>
-              <m:r>
-                <w:rPr>
-                  <w:rFonts w:ascii="Cambria Math" w:hAnsi="Cambria Math"/>
-                  <w:lang w:val="ru-RU"/>
-                </w:rPr>
-                <m:t>∆</m:t>
-              </m:r>
-              <m:r>
-                <w:rPr>
-                  <w:rFonts w:ascii="Cambria Math" w:hAnsi="Cambria Math"/>
-                </w:rPr>
-                <m:t>X</m:t>
-              </m:r>
-            </m:num>
-            <m:den>
-              <m:r>
-                <w:rPr>
-                  <w:rFonts w:ascii="Cambria Math" w:hAnsi="Cambria Math"/>
-                </w:rPr>
-                <m:t>X</m:t>
-              </m:r>
-            </m:den>
-          </m:f>
-          <m:r>
-            <m:rPr>
-              <m:lit/>
-              <m:nor/>
-            </m:rPr>
-            <w:rPr>
-              <w:lang w:val="ru-RU"/>
-            </w:rPr>
-            <m:t>*</m:t>
-          </m:r>
-          <m:r>
-            <w:rPr>
-              <w:rFonts w:ascii="Cambria Math" w:hAnsi="Cambria Math"/>
-              <w:lang w:val="ru-RU"/>
-            </w:rPr>
-            <m:t>100</m:t>
-          </m:r>
-          <m:r>
-            <m:rPr>
-              <m:lit/>
-              <m:nor/>
-            </m:rPr>
-            <w:rPr>
-              <w:lang w:val="ru-RU"/>
-            </w:rPr>
-            <m:t>%</m:t>
-          </m:r>
-          <m:r>
-            <w:rPr>
-              <w:rFonts w:ascii="Cambria Math" w:hAnsi="Cambria Math"/>
-              <w:lang w:val="ru-RU"/>
-            </w:rPr>
-            <m:t>≈</m:t>
-          </m:r>
-          <m:f>
-            <m:fPr>
+            </m:sSubPr>
+            <m:e>
+              <m:r>
+                <w:rPr>
+                  <w:rFonts w:ascii="Cambria Math" w:hAnsi="Cambria Math"/>
+                  <w:sz w:val="28"/>
+                  <w:szCs w:val="28"/>
+                  <w:lang w:val="ru-RU"/>
+                </w:rPr>
+                <m:t>0</m:t>
+              </m:r>
+              <m:r>
+                <w:rPr>
+                  <w:rFonts w:ascii="Cambria Math" w:hAnsi="Cambria Math"/>
+                  <w:sz w:val="28"/>
+                  <w:szCs w:val="28"/>
+                </w:rPr>
+                <m:t>,5</m:t>
+              </m:r>
+              <m:r>
+                <w:rPr>
+                  <w:rFonts w:ascii="Cambria Math" w:hAnsi="Cambria Math"/>
+                  <w:sz w:val="28"/>
+                  <w:szCs w:val="28"/>
+                  <w:lang w:val="ru-RU"/>
+                </w:rPr>
+                <m:t>δ</m:t>
+              </m:r>
+            </m:e>
+            <m:sub>
+              <m:r>
+                <w:rPr>
+                  <w:rFonts w:ascii="Cambria Math" w:hAnsi="Cambria Math"/>
+                  <w:sz w:val="28"/>
+                  <w:szCs w:val="28"/>
+                </w:rPr>
+                <m:t>a</m:t>
+              </m:r>
+            </m:sub>
+          </m:sSub>
+          <m:r>
+            <w:rPr>
+              <w:rFonts w:ascii="Cambria Math" w:hAnsi="Cambria Math"/>
+              <w:sz w:val="28"/>
+              <w:szCs w:val="28"/>
+              <w:lang w:val="ru-RU"/>
+            </w:rPr>
+            <m:t>+0</m:t>
+          </m:r>
+          <m:r>
+            <w:rPr>
+              <w:rFonts w:ascii="Cambria Math" w:hAnsi="Cambria Math"/>
+              <w:sz w:val="28"/>
+              <w:szCs w:val="28"/>
+            </w:rPr>
+            <m:t>,5</m:t>
+          </m:r>
+          <m:sSub>
+            <m:sSubPr>
               <m:ctrlPr>
                 <w:rPr>
                   <w:rFonts w:ascii="Cambria Math" w:hAnsi="Cambria Math"/>
+                  <w:i/>
+                  <w:sz w:val="28"/>
+                  <w:szCs w:val="28"/>
+                  <w:lang w:val="ru-RU"/>
                 </w:rPr>
               </m:ctrlPr>
-            </m:fPr>
-            <m:num>
-              <m:r>
-                <w:rPr>
-                  <w:rFonts w:ascii="Cambria Math" w:hAnsi="Cambria Math"/>
-                  <w:lang w:val="ru-RU"/>
-                </w:rPr>
-                <m:t>0,00061</m:t>
-              </m:r>
-            </m:num>
-            <m:den>
-              <m:r>
-                <w:rPr>
-                  <w:rFonts w:ascii="Cambria Math" w:hAnsi="Cambria Math"/>
-                  <w:lang w:val="ru-RU"/>
-                </w:rPr>
-                <m:t>1,43867</m:t>
-              </m:r>
-            </m:den>
-          </m:f>
-          <m:r>
-            <m:rPr>
-              <m:lit/>
-              <m:nor/>
-            </m:rPr>
-            <w:rPr>
-              <w:lang w:val="ru-RU"/>
-            </w:rPr>
-            <m:t>*</m:t>
-          </m:r>
-          <m:r>
-            <w:rPr>
-              <w:rFonts w:ascii="Cambria Math" w:hAnsi="Cambria Math"/>
-              <w:lang w:val="ru-RU"/>
-            </w:rPr>
-            <m:t>100</m:t>
-          </m:r>
-          <m:r>
-            <m:rPr>
-              <m:lit/>
-              <m:nor/>
-            </m:rPr>
-            <w:rPr>
-              <w:lang w:val="ru-RU"/>
-            </w:rPr>
-            <m:t>%=</m:t>
-          </m:r>
-          <m:r>
-            <w:rPr>
-              <w:rFonts w:ascii="Cambria Math" w:hAnsi="Cambria Math"/>
-              <w:lang w:val="ru-RU"/>
-            </w:rPr>
-            <m:t>0,0425</m:t>
-          </m:r>
-          <m:r>
-            <m:rPr>
-              <m:lit/>
-              <m:nor/>
-            </m:rPr>
-            <w:rPr>
-              <w:lang w:val="ru-RU"/>
-            </w:rPr>
-            <m:t>%</m:t>
+            </m:sSubPr>
+            <m:e>
+              <m:r>
+                <w:rPr>
+                  <w:rFonts w:ascii="Cambria Math" w:hAnsi="Cambria Math"/>
+                  <w:sz w:val="28"/>
+                  <w:szCs w:val="28"/>
+                  <w:lang w:val="ru-RU"/>
+                </w:rPr>
+                <m:t>δ</m:t>
+              </m:r>
+            </m:e>
+            <m:sub>
+              <m:r>
+                <w:rPr>
+                  <w:rFonts w:ascii="Cambria Math" w:hAnsi="Cambria Math"/>
+                  <w:sz w:val="28"/>
+                  <w:szCs w:val="28"/>
+                </w:rPr>
+                <m:t>b</m:t>
+              </m:r>
+            </m:sub>
+          </m:sSub>
+          <m:r>
+            <w:rPr>
+              <w:rFonts w:ascii="Cambria Math" w:hAnsi="Cambria Math"/>
+              <w:sz w:val="28"/>
+              <w:szCs w:val="28"/>
+              <w:lang w:val="ru-RU"/>
+            </w:rPr>
+            <m:t>+</m:t>
+          </m:r>
+          <m:sSub>
+            <m:sSubPr>
+              <m:ctrlPr>
+                <w:rPr>
+                  <w:rFonts w:ascii="Cambria Math" w:hAnsi="Cambria Math"/>
+                  <w:i/>
+                  <w:sz w:val="28"/>
+                  <w:szCs w:val="28"/>
+                  <w:lang w:val="ru-RU"/>
+                </w:rPr>
+              </m:ctrlPr>
+            </m:sSubPr>
+            <m:e>
+              <m:r>
+                <w:rPr>
+                  <w:rFonts w:ascii="Cambria Math" w:hAnsi="Cambria Math"/>
+                  <w:sz w:val="28"/>
+                  <w:szCs w:val="28"/>
+                  <w:lang w:val="ru-RU"/>
+                </w:rPr>
+                <m:t>δ</m:t>
+              </m:r>
+            </m:e>
+            <m:sub>
+              <m:r>
+                <w:rPr>
+                  <w:rFonts w:ascii="Cambria Math" w:hAnsi="Cambria Math"/>
+                  <w:sz w:val="28"/>
+                  <w:szCs w:val="28"/>
+                </w:rPr>
+                <m:t>c</m:t>
+              </m:r>
+            </m:sub>
+          </m:sSub>
+          <m:r>
+            <w:rPr>
+              <w:rFonts w:ascii="Cambria Math" w:hAnsi="Cambria Math"/>
+              <w:sz w:val="28"/>
+              <w:szCs w:val="28"/>
+              <w:lang w:val="ru-RU"/>
+            </w:rPr>
+            <m:t>=</m:t>
+          </m:r>
+          <m:r>
+            <w:rPr>
+              <w:rFonts w:ascii="Cambria Math" w:hAnsi="Cambria Math"/>
+              <w:sz w:val="28"/>
+              <w:szCs w:val="28"/>
+              <w:lang w:val="ru-RU"/>
+            </w:rPr>
+            <m:t>0</m:t>
+          </m:r>
+          <m:r>
+            <w:rPr>
+              <w:rFonts w:ascii="Cambria Math" w:hAnsi="Cambria Math"/>
+              <w:sz w:val="28"/>
+              <w:szCs w:val="28"/>
+            </w:rPr>
+            <m:t>,00032</m:t>
           </m:r>
         </m:oMath>
       </m:oMathPara>
@@ -6107,65 +5832,37 @@
         <w:contextualSpacing w:val="0"/>
         <w:jc w:val="both"/>
         <w:rPr>
-          <w:lang w:val="ru-RU"/>
-        </w:rPr>
-      </w:pPr>
-      <w:r>
-        <w:rPr>
-          <w:sz w:val="28"/>
-          <w:szCs w:val="28"/>
-          <w:lang w:val="ru-RU"/>
-        </w:rPr>
-        <w:t xml:space="preserve">Ответ для задания 2.1: </w:t>
-      </w:r>
-      <m:oMath>
-        <m:r>
-          <w:rPr>
-            <w:rFonts w:ascii="Cambria Math" w:hAnsi="Cambria Math"/>
-          </w:rPr>
-          <m:t>X</m:t>
-        </m:r>
-        <m:r>
-          <w:rPr>
-            <w:rFonts w:ascii="Cambria Math" w:hAnsi="Cambria Math"/>
-            <w:lang w:val="ru-RU"/>
-          </w:rPr>
-          <m:t>≈1,43867±0,00061;</m:t>
-        </m:r>
-        <m:r>
-          <m:rPr>
-            <m:lit/>
-            <m:nor/>
-          </m:rPr>
-          <w:rPr>
-            <w:lang w:val="ru-RU"/>
-          </w:rPr>
-          <m:t xml:space="preserve"> </m:t>
-        </m:r>
-        <m:r>
-          <w:rPr>
-            <w:rFonts w:ascii="Cambria Math" w:hAnsi="Cambria Math"/>
-          </w:rPr>
-          <m:t>δX</m:t>
-        </m:r>
-        <m:r>
-          <w:rPr>
-            <w:rFonts w:ascii="Cambria Math" w:hAnsi="Cambria Math"/>
-            <w:lang w:val="ru-RU"/>
-          </w:rPr>
-          <m:t>≈0,0425</m:t>
-        </m:r>
-        <m:r>
-          <m:rPr>
-            <m:lit/>
-            <m:nor/>
-          </m:rPr>
-          <w:rPr>
-            <w:lang w:val="ru-RU"/>
-          </w:rPr>
-          <m:t>%</m:t>
-        </m:r>
-      </m:oMath>
+          <w:sz w:val="28"/>
+          <w:szCs w:val="28"/>
+          <w:lang w:val="ru-RU"/>
+        </w:rPr>
+      </w:pPr>
+      <w:r>
+        <w:rPr>
+          <w:sz w:val="28"/>
+          <w:szCs w:val="28"/>
+          <w:lang w:val="ru-RU"/>
+        </w:rPr>
+        <w:t xml:space="preserve">Имея Относительную погрешность </w:t>
+      </w:r>
+      <w:proofErr w:type="gramStart"/>
+      <w:r>
+        <w:rPr>
+          <w:sz w:val="28"/>
+          <w:szCs w:val="28"/>
+          <w:lang w:val="ru-RU"/>
+        </w:rPr>
+        <w:t>результата</w:t>
+      </w:r>
+      <w:proofErr w:type="gramEnd"/>
+      <w:r>
+        <w:rPr>
+          <w:sz w:val="28"/>
+          <w:szCs w:val="28"/>
+          <w:lang w:val="ru-RU"/>
+        </w:rPr>
+        <w:t xml:space="preserve"> можно найти абсолютную погрешность по формуле:</w:t>
+      </w:r>
     </w:p>
     <w:p>
       <w:pPr>
@@ -6175,9 +5872,131 @@
         <w:contextualSpacing w:val="0"/>
         <w:jc w:val="both"/>
         <w:rPr>
-          <w:lang w:val="ru-RU"/>
-        </w:rPr>
-      </w:pPr>
+          <w:i/>
+          <w:sz w:val="28"/>
+          <w:szCs w:val="28"/>
+        </w:rPr>
+      </w:pPr>
+      <m:oMathPara>
+        <m:oMath>
+          <m:sSub>
+            <m:sSubPr>
+              <m:ctrlPr>
+                <w:rPr>
+                  <w:rFonts w:ascii="Cambria Math" w:hAnsi="Cambria Math"/>
+                  <w:i/>
+                  <w:sz w:val="28"/>
+                  <w:szCs w:val="28"/>
+                  <w:lang w:val="ru-RU"/>
+                </w:rPr>
+              </m:ctrlPr>
+            </m:sSubPr>
+            <m:e>
+              <m:r>
+                <w:rPr>
+                  <w:rFonts w:ascii="Cambria Math" w:hAnsi="Cambria Math"/>
+                  <w:sz w:val="28"/>
+                  <w:szCs w:val="28"/>
+                  <w:lang w:val="ru-RU"/>
+                </w:rPr>
+                <m:t>∆</m:t>
+              </m:r>
+            </m:e>
+            <m:sub>
+              <m:r>
+                <w:rPr>
+                  <w:rFonts w:ascii="Cambria Math" w:hAnsi="Cambria Math"/>
+                  <w:sz w:val="28"/>
+                  <w:szCs w:val="28"/>
+                  <w:lang w:val="ru-RU"/>
+                </w:rPr>
+                <m:t>X</m:t>
+              </m:r>
+            </m:sub>
+          </m:sSub>
+          <m:r>
+            <w:rPr>
+              <w:rFonts w:ascii="Cambria Math" w:hAnsi="Cambria Math"/>
+              <w:sz w:val="28"/>
+              <w:szCs w:val="28"/>
+              <w:lang w:val="ru-RU"/>
+            </w:rPr>
+            <m:t>=</m:t>
+          </m:r>
+          <m:sSub>
+            <m:sSubPr>
+              <m:ctrlPr>
+                <w:rPr>
+                  <w:rFonts w:ascii="Cambria Math" w:hAnsi="Cambria Math"/>
+                  <w:i/>
+                  <w:sz w:val="28"/>
+                  <w:szCs w:val="28"/>
+                </w:rPr>
+              </m:ctrlPr>
+            </m:sSubPr>
+            <m:e>
+              <m:r>
+                <w:rPr>
+                  <w:rFonts w:ascii="Cambria Math" w:hAnsi="Cambria Math"/>
+                  <w:sz w:val="28"/>
+                  <w:szCs w:val="28"/>
+                </w:rPr>
+                <m:t>δ</m:t>
+              </m:r>
+            </m:e>
+            <m:sub>
+              <m:r>
+                <w:rPr>
+                  <w:rFonts w:ascii="Cambria Math" w:hAnsi="Cambria Math"/>
+                  <w:sz w:val="28"/>
+                  <w:szCs w:val="28"/>
+                </w:rPr>
+                <m:t>X</m:t>
+              </m:r>
+            </m:sub>
+          </m:sSub>
+          <m:r>
+            <w:rPr>
+              <w:rFonts w:ascii="Cambria Math" w:hAnsi="Cambria Math"/>
+              <w:sz w:val="28"/>
+              <w:szCs w:val="28"/>
+            </w:rPr>
+            <m:t>*X</m:t>
+          </m:r>
+          <m:r>
+            <w:rPr>
+              <w:rFonts w:ascii="Cambria Math" w:hAnsi="Cambria Math"/>
+              <w:sz w:val="28"/>
+              <w:szCs w:val="28"/>
+            </w:rPr>
+            <m:t>=</m:t>
+          </m:r>
+          <m:r>
+            <w:rPr>
+              <w:rFonts w:ascii="Cambria Math" w:hAnsi="Cambria Math"/>
+              <w:sz w:val="28"/>
+              <w:szCs w:val="28"/>
+            </w:rPr>
+            <m:t>0,00032*1,43867</m:t>
+          </m:r>
+          <m:r>
+            <w:rPr>
+              <w:rFonts w:ascii="Cambria Math" w:hAnsi="Cambria Math"/>
+              <w:sz w:val="28"/>
+              <w:szCs w:val="28"/>
+            </w:rPr>
+            <m:t>=</m:t>
+          </m:r>
+          <m:r>
+            <w:rPr>
+              <w:rFonts w:ascii="Cambria Math" w:hAnsi="Cambria Math"/>
+              <w:sz w:val="28"/>
+              <w:szCs w:val="28"/>
+            </w:rPr>
+            <m:t>0,00046</m:t>
+          </m:r>
+        </m:oMath>
+      </m:oMathPara>
     </w:p>
     <w:p>
       <w:pPr>
@@ -6187,25 +6006,11 @@
         <w:contextualSpacing w:val="0"/>
         <w:jc w:val="both"/>
         <w:rPr>
-          <w:lang w:val="ru-RU"/>
-        </w:rPr>
-      </w:pPr>
-    </w:p>
-    <w:p>
-      <w:pPr>
-        <w:pStyle w:val="af4"/>
-        <w:spacing w:line="360" w:lineRule="auto"/>
-        <w:ind w:left="0" w:firstLine="709"/>
-        <w:contextualSpacing w:val="0"/>
-        <w:jc w:val="both"/>
-        <w:rPr>
-          <w:sz w:val="28"/>
-          <w:szCs w:val="28"/>
-          <w:lang w:val="ru-RU"/>
-        </w:rPr>
-      </w:pPr>
-      <w:bookmarkStart w:id="0" w:name="_GoBack"/>
-      <w:bookmarkEnd w:id="0"/>
+          <w:i/>
+          <w:sz w:val="28"/>
+          <w:szCs w:val="28"/>
+        </w:rPr>
+      </w:pPr>
     </w:p>
     <w:p>
       <w:pPr>
@@ -6230,7 +6035,6 @@
           <w:szCs w:val="28"/>
           <w:lang w:val="ru-RU"/>
         </w:rPr>
-        <w:lastRenderedPageBreak/>
         <w:t>Задание 2.2</w:t>
       </w:r>
     </w:p>
@@ -6463,6 +6267,7 @@
           <w:szCs w:val="28"/>
           <w:lang w:val="ru-RU"/>
         </w:rPr>
+        <w:lastRenderedPageBreak/>
         <w:t>Вычисляю значения отдельных частей каждой дроби:</w:t>
       </w:r>
     </w:p>
@@ -6846,13 +6651,7 @@
             <w:rPr>
               <w:rFonts w:ascii="Cambria Math" w:hAnsi="Cambria Math"/>
             </w:rPr>
-            <m:t>X</m:t>
-          </m:r>
-          <m:r>
-            <w:rPr>
-              <w:rFonts w:ascii="Cambria Math" w:hAnsi="Cambria Math"/>
-            </w:rPr>
-            <m:t>≈5266078,263</m:t>
+            <m:t>X≈5266078,263</m:t>
           </m:r>
         </m:oMath>
       </m:oMathPara>
@@ -7893,6 +7692,7 @@
         <w:rPr>
           <w:sz w:val="28"/>
           <w:szCs w:val="28"/>
+          <w:lang w:val="ru-RU"/>
         </w:rPr>
       </w:pPr>
       <m:oMathPara>
@@ -7903,6 +7703,7 @@
           <m:r>
             <w:rPr>
               <w:rFonts w:ascii="Cambria Math" w:hAnsi="Cambria Math"/>
+              <w:lang w:val="ru-RU"/>
             </w:rPr>
             <m:t>∆</m:t>
           </m:r>
@@ -7917,6 +7718,9 @@
               <m:lit/>
               <m:nor/>
             </m:rPr>
+            <w:rPr>
+              <w:lang w:val="ru-RU"/>
+            </w:rPr>
             <m:t>=</m:t>
           </m:r>
           <m:f>
@@ -7931,6 +7735,7 @@
               <m:r>
                 <w:rPr>
                   <w:rFonts w:ascii="Cambria Math" w:hAnsi="Cambria Math"/>
+                  <w:lang w:val="ru-RU"/>
                 </w:rPr>
                 <m:t>∆</m:t>
               </m:r>
@@ -7945,6 +7750,7 @@
               <m:r>
                 <w:rPr>
                   <w:rFonts w:ascii="Cambria Math" w:hAnsi="Cambria Math"/>
+                  <w:lang w:val="ru-RU"/>
                 </w:rPr>
                 <m:t>3</m:t>
               </m:r>
@@ -7991,6 +7797,7 @@
           <m:r>
             <w:rPr>
               <w:rFonts w:ascii="Cambria Math" w:hAnsi="Cambria Math"/>
+              <w:lang w:val="ru-RU"/>
             </w:rPr>
             <m:t>≈</m:t>
           </m:r>
@@ -8006,6 +7813,7 @@
               <m:r>
                 <w:rPr>
                   <w:rFonts w:ascii="Cambria Math" w:hAnsi="Cambria Math"/>
+                  <w:lang w:val="ru-RU"/>
                 </w:rPr>
                 <m:t>263303,913</m:t>
               </m:r>
@@ -8014,6 +7822,7 @@
               <m:r>
                 <w:rPr>
                   <w:rFonts w:ascii="Cambria Math" w:hAnsi="Cambria Math"/>
+                  <w:lang w:val="ru-RU"/>
                 </w:rPr>
                 <m:t>3</m:t>
               </m:r>
@@ -8022,11 +7831,15 @@
                   <m:lit/>
                   <m:nor/>
                 </m:rPr>
+                <w:rPr>
+                  <w:lang w:val="ru-RU"/>
+                </w:rPr>
                 <m:t>*</m:t>
               </m:r>
               <m:r>
                 <w:rPr>
                   <w:rFonts w:ascii="Cambria Math" w:hAnsi="Cambria Math"/>
+                  <w:lang w:val="ru-RU"/>
                 </w:rPr>
                 <m:t>140447,103</m:t>
               </m:r>
@@ -8035,6 +7848,7 @@
           <m:r>
             <w:rPr>
               <w:rFonts w:ascii="Cambria Math" w:hAnsi="Cambria Math"/>
+              <w:lang w:val="ru-RU"/>
             </w:rPr>
             <m:t>≈0,625</m:t>
           </m:r>
@@ -8058,15 +7872,7 @@
           <w:szCs w:val="28"/>
           <w:lang w:val="ru-RU"/>
         </w:rPr>
-        <w:t>Из этого следует, что ч</w:t>
-      </w:r>
-      <w:r>
-        <w:rPr>
-          <w:sz w:val="28"/>
-          <w:szCs w:val="28"/>
-          <w:lang w:val="ru-RU"/>
-        </w:rPr>
-        <w:t>тобы относительная погрешность результата не превышала 5% параметры нужно брать с абсолютными погрешностями примерно:</w:t>
+        <w:t>Из этого следует, что чтобы относительная погрешность результата не превышала 5% параметры нужно брать с абсолютными погрешностями примерно:</w:t>
       </w:r>
     </w:p>
     <w:p>
@@ -8088,6 +7894,7 @@
           <m:r>
             <w:rPr>
               <w:rFonts w:ascii="Cambria Math" w:hAnsi="Cambria Math"/>
+              <w:lang w:val="ru-RU"/>
             </w:rPr>
             <m:t>∆</m:t>
           </m:r>
@@ -8100,6 +7907,7 @@
           <m:r>
             <w:rPr>
               <w:rFonts w:ascii="Cambria Math" w:hAnsi="Cambria Math"/>
+              <w:lang w:val="ru-RU"/>
             </w:rPr>
             <m:t>≈0,247,</m:t>
           </m:r>
@@ -8108,11 +7916,15 @@
               <m:lit/>
               <m:nor/>
             </m:rPr>
+            <w:rPr>
+              <w:lang w:val="ru-RU"/>
+            </w:rPr>
             <m:t xml:space="preserve">  </m:t>
           </m:r>
           <m:r>
             <w:rPr>
               <w:rFonts w:ascii="Cambria Math" w:hAnsi="Cambria Math"/>
+              <w:lang w:val="ru-RU"/>
             </w:rPr>
             <m:t>∆</m:t>
           </m:r>
@@ -8125,6 +7937,7 @@
           <m:r>
             <w:rPr>
               <w:rFonts w:ascii="Cambria Math" w:hAnsi="Cambria Math"/>
+              <w:lang w:val="ru-RU"/>
             </w:rPr>
             <m:t>≈0,247,</m:t>
           </m:r>
@@ -8133,11 +7946,15 @@
               <m:lit/>
               <m:nor/>
             </m:rPr>
+            <w:rPr>
+              <w:lang w:val="ru-RU"/>
+            </w:rPr>
             <m:t xml:space="preserve">  </m:t>
           </m:r>
           <m:r>
             <w:rPr>
               <w:rFonts w:ascii="Cambria Math" w:hAnsi="Cambria Math"/>
+              <w:lang w:val="ru-RU"/>
             </w:rPr>
             <m:t>∆</m:t>
           </m:r>
@@ -8150,6 +7967,7 @@
           <m:r>
             <w:rPr>
               <w:rFonts w:ascii="Cambria Math" w:hAnsi="Cambria Math"/>
+              <w:lang w:val="ru-RU"/>
             </w:rPr>
             <m:t>≈0,625</m:t>
           </m:r>
@@ -8180,7 +7998,6 @@
           <w:sz w:val="28"/>
           <w:lang w:val="ru-RU"/>
         </w:rPr>
-        <w:lastRenderedPageBreak/>
         <w:t>ВЫВОДЫ ПО РАБОТЕ</w:t>
       </w:r>
     </w:p>
@@ -8203,15 +8020,7 @@
           <w:szCs w:val="28"/>
           <w:lang w:val="ru-RU"/>
         </w:rPr>
-        <w:t xml:space="preserve">В ходе выполнения работы были приобретены практические навыки работы с приближенными </w:t>
-      </w:r>
-      <w:r>
-        <w:rPr>
-          <w:sz w:val="28"/>
-          <w:szCs w:val="28"/>
-          <w:lang w:val="ru-RU"/>
-        </w:rPr>
-        <w:t>величинами, решения прямой и обратной задач теории приближенных вычислений.</w:t>
+        <w:t>В ходе выполнения работы были приобретены практические навыки работы с приближенными величинами, решения прямой и обратной задач теории приближенных вычислений.</w:t>
       </w:r>
     </w:p>
     <w:p>
@@ -8233,6 +8042,7 @@
           <w:szCs w:val="28"/>
           <w:lang w:val="ru-RU"/>
         </w:rPr>
+        <w:lastRenderedPageBreak/>
         <w:t>В задании 1.1 для числа 2,3485±0,0042 получено округлённое значение в узком смысле 2,35; абсолютная погрешность результата равна 0,005. Для числа 0,34484 (</w:t>
       </w:r>
       <w:r>
@@ -8250,15 +8060,7 @@
           <w:szCs w:val="28"/>
           <w:lang w:val="ru-RU"/>
         </w:rPr>
-        <w:t xml:space="preserve">=0,4%) в широком смысле </w:t>
-      </w:r>
-      <w:r>
-        <w:rPr>
-          <w:sz w:val="28"/>
-          <w:szCs w:val="28"/>
-          <w:lang w:val="ru-RU"/>
-        </w:rPr>
-        <w:t>получено 0,34 ± 0,01.</w:t>
+        <w:t>=0,4%) в широком смысле получено 0,34 ± 0,01.</w:t>
       </w:r>
     </w:p>
     <w:p>
@@ -8302,15 +8104,7 @@
           <w:szCs w:val="28"/>
           <w:lang w:val="ru-RU"/>
         </w:rPr>
-        <w:t>В задании 2.1 вычи</w:t>
-      </w:r>
-      <w:r>
-        <w:rPr>
-          <w:sz w:val="28"/>
-          <w:szCs w:val="28"/>
-          <w:lang w:val="ru-RU"/>
-        </w:rPr>
-        <w:t xml:space="preserve">слено значение </w:t>
+        <w:t xml:space="preserve">В задании 2.1 вычислено значение </w:t>
       </w:r>
       <m:oMath>
         <m:r>
@@ -8553,25 +8347,7 @@
           <w:szCs w:val="28"/>
           <w:lang w:val="ru-RU"/>
         </w:rPr>
-        <w:t xml:space="preserve"> обеспечивающие от</w:t>
-      </w:r>
-      <w:proofErr w:type="spellStart"/>
-      <w:r>
-        <w:rPr>
-          <w:sz w:val="28"/>
-          <w:szCs w:val="28"/>
-          <w:lang w:val="ru-RU"/>
-        </w:rPr>
-        <w:t>носительную</w:t>
-      </w:r>
-      <w:proofErr w:type="spellEnd"/>
-      <w:r>
-        <w:rPr>
-          <w:sz w:val="28"/>
-          <w:szCs w:val="28"/>
-          <w:lang w:val="ru-RU"/>
-        </w:rPr>
-        <w:t xml:space="preserve"> погрешность результата не более 5%.</w:t>
+        <w:t xml:space="preserve"> обеспечивающие относительную погрешность результата не более 5%.</w:t>
       </w:r>
     </w:p>
     <w:sectPr>
@@ -8590,7 +8366,7 @@
 </file>
 
 <file path=word/endnotes.xml><?xml version="1.0" encoding="utf-8"?>
-<w:endnotes xmlns:wpc="http://schemas.microsoft.com/office/word/2010/wordprocessingCanvas" xmlns:cx="http://schemas.microsoft.com/office/drawing/2014/chartex" xmlns:mc="http://schemas.openxmlformats.org/markup-compatibility/2006" xmlns:o="urn:schemas-microsoft-com:office:office" xmlns:r="http://schemas.openxmlformats.org/officeDocument/2006/relationships" xmlns:m="http://schemas.openxmlformats.org/officeDocument/2006/math" xmlns:v="urn:schemas-microsoft-com:vml" xmlns:wp14="http://schemas.microsoft.com/office/word/2010/wordprocessingDrawing" xmlns:wp="http://schemas.openxmlformats.org/drawingml/2006/wordprocessingDrawing" xmlns:w10="urn:schemas-microsoft-com:office:word" xmlns:w="http://schemas.openxmlformats.org/wordprocessingml/2006/main" xmlns:w14="http://schemas.microsoft.com/office/word/2010/wordml" xmlns:w15="http://schemas.microsoft.com/office/word/2012/wordml" xmlns:w16se="http://schemas.microsoft.com/office/word/2015/wordml/symex" xmlns:wpg="http://schemas.microsoft.com/office/word/2010/wordprocessingGroup" xmlns:wpi="http://schemas.microsoft.com/office/word/2010/wordprocessingInk" xmlns:wne="http://schemas.microsoft.com/office/word/2006/wordml" xmlns:wps="http://schemas.microsoft.com/office/word/2010/wordprocessingShape" mc:Ignorable="w14 w15 w16se wp14">
+<w:endnotes xmlns:wpc="http://schemas.microsoft.com/office/word/2010/wordprocessingCanvas" xmlns:cx="http://schemas.microsoft.com/office/drawing/2014/chartex" xmlns:cx1="http://schemas.microsoft.com/office/drawing/2015/9/8/chartex" xmlns:cx2="http://schemas.microsoft.com/office/drawing/2015/10/21/chartex" xmlns:cx3="http://schemas.microsoft.com/office/drawing/2016/5/9/chartex" xmlns:cx4="http://schemas.microsoft.com/office/drawing/2016/5/10/chartex" xmlns:cx5="http://schemas.microsoft.com/office/drawing/2016/5/11/chartex" xmlns:cx6="http://schemas.microsoft.com/office/drawing/2016/5/12/chartex" xmlns:cx7="http://schemas.microsoft.com/office/drawing/2016/5/13/chartex" xmlns:cx8="http://schemas.microsoft.com/office/drawing/2016/5/14/chartex" xmlns:mc="http://schemas.openxmlformats.org/markup-compatibility/2006" xmlns:aink="http://schemas.microsoft.com/office/drawing/2016/ink" xmlns:am3d="http://schemas.microsoft.com/office/drawing/2017/model3d" xmlns:o="urn:schemas-microsoft-com:office:office" xmlns:oel="http://schemas.microsoft.com/office/2019/extlst" xmlns:r="http://schemas.openxmlformats.org/officeDocument/2006/relationships" xmlns:m="http://schemas.openxmlformats.org/officeDocument/2006/math" xmlns:v="urn:schemas-microsoft-com:vml" xmlns:wp14="http://schemas.microsoft.com/office/word/2010/wordprocessingDrawing" xmlns:wp="http://schemas.openxmlformats.org/drawingml/2006/wordprocessingDrawing" xmlns:w10="urn:schemas-microsoft-com:office:word" xmlns:w="http://schemas.openxmlformats.org/wordprocessingml/2006/main" xmlns:w14="http://schemas.microsoft.com/office/word/2010/wordml" xmlns:w15="http://schemas.microsoft.com/office/word/2012/wordml" xmlns:w16cex="http://schemas.microsoft.com/office/word/2018/wordml/cex" xmlns:w16cid="http://schemas.microsoft.com/office/word/2016/wordml/cid" xmlns:w16="http://schemas.microsoft.com/office/word/2018/wordml" xmlns:w16du="http://schemas.microsoft.com/office/word/2023/wordml/word16du" xmlns:w16sdtdh="http://schemas.microsoft.com/office/word/2020/wordml/sdtdatahash" xmlns:w16sdtfl="http://schemas.microsoft.com/office/word/2024/wordml/sdtformatlock" xmlns:w16se="http://schemas.microsoft.com/office/word/2015/wordml/symex" xmlns:wpg="http://schemas.microsoft.com/office/word/2010/wordprocessingGroup" xmlns:wpi="http://schemas.microsoft.com/office/word/2010/wordprocessingInk" xmlns:wne="http://schemas.microsoft.com/office/word/2006/wordml" xmlns:wps="http://schemas.microsoft.com/office/word/2010/wordprocessingShape" mc:Ignorable="w14 w15 w16se w16cid w16 w16cex w16sdtdh w16sdtfl w16du wp14">
   <w:endnote w:type="separator" w:id="-1">
     <w:p>
       <w:r>
@@ -8609,7 +8385,7 @@
 </file>
 
 <file path=word/footnotes.xml><?xml version="1.0" encoding="utf-8"?>
-<w:footnotes xmlns:wpc="http://schemas.microsoft.com/office/word/2010/wordprocessingCanvas" xmlns:cx="http://schemas.microsoft.com/office/drawing/2014/chartex" xmlns:mc="http://schemas.openxmlformats.org/markup-compatibility/2006" xmlns:o="urn:schemas-microsoft-com:office:office" xmlns:r="http://schemas.openxmlformats.org/officeDocument/2006/relationships" xmlns:m="http://schemas.openxmlformats.org/officeDocument/2006/math" xmlns:v="urn:schemas-microsoft-com:vml" xmlns:wp14="http://schemas.microsoft.com/office/word/2010/wordprocessingDrawing" xmlns:wp="http://schemas.openxmlformats.org/drawingml/2006/wordprocessingDrawing" xmlns:w10="urn:schemas-microsoft-com:office:word" xmlns:w="http://schemas.openxmlformats.org/wordprocessingml/2006/main" xmlns:w14="http://schemas.microsoft.com/office/word/2010/wordml" xmlns:w15="http://schemas.microsoft.com/office/word/2012/wordml" xmlns:w16se="http://schemas.microsoft.com/office/word/2015/wordml/symex" xmlns:wpg="http://schemas.microsoft.com/office/word/2010/wordprocessingGroup" xmlns:wpi="http://schemas.microsoft.com/office/word/2010/wordprocessingInk" xmlns:wne="http://schemas.microsoft.com/office/word/2006/wordml" xmlns:wps="http://schemas.microsoft.com/office/word/2010/wordprocessingShape" mc:Ignorable="w14 w15 w16se wp14">
+<w:footnotes xmlns:wpc="http://schemas.microsoft.com/office/word/2010/wordprocessingCanvas" xmlns:cx="http://schemas.microsoft.com/office/drawing/2014/chartex" xmlns:cx1="http://schemas.microsoft.com/office/drawing/2015/9/8/chartex" xmlns:cx2="http://schemas.microsoft.com/office/drawing/2015/10/21/chartex" xmlns:cx3="http://schemas.microsoft.com/office/drawing/2016/5/9/chartex" xmlns:cx4="http://schemas.microsoft.com/office/drawing/2016/5/10/chartex" xmlns:cx5="http://schemas.microsoft.com/office/drawing/2016/5/11/chartex" xmlns:cx6="http://schemas.microsoft.com/office/drawing/2016/5/12/chartex" xmlns:cx7="http://schemas.microsoft.com/office/drawing/2016/5/13/chartex" xmlns:cx8="http://schemas.microsoft.com/office/drawing/2016/5/14/chartex" xmlns:mc="http://schemas.openxmlformats.org/markup-compatibility/2006" xmlns:aink="http://schemas.microsoft.com/office/drawing/2016/ink" xmlns:am3d="http://schemas.microsoft.com/office/drawing/2017/model3d" xmlns:o="urn:schemas-microsoft-com:office:office" xmlns:oel="http://schemas.microsoft.com/office/2019/extlst" xmlns:r="http://schemas.openxmlformats.org/officeDocument/2006/relationships" xmlns:m="http://schemas.openxmlformats.org/officeDocument/2006/math" xmlns:v="urn:schemas-microsoft-com:vml" xmlns:wp14="http://schemas.microsoft.com/office/word/2010/wordprocessingDrawing" xmlns:wp="http://schemas.openxmlformats.org/drawingml/2006/wordprocessingDrawing" xmlns:w10="urn:schemas-microsoft-com:office:word" xmlns:w="http://schemas.openxmlformats.org/wordprocessingml/2006/main" xmlns:w14="http://schemas.microsoft.com/office/word/2010/wordml" xmlns:w15="http://schemas.microsoft.com/office/word/2012/wordml" xmlns:w16cex="http://schemas.microsoft.com/office/word/2018/wordml/cex" xmlns:w16cid="http://schemas.microsoft.com/office/word/2016/wordml/cid" xmlns:w16="http://schemas.microsoft.com/office/word/2018/wordml" xmlns:w16du="http://schemas.microsoft.com/office/word/2023/wordml/word16du" xmlns:w16sdtdh="http://schemas.microsoft.com/office/word/2020/wordml/sdtdatahash" xmlns:w16sdtfl="http://schemas.microsoft.com/office/word/2024/wordml/sdtformatlock" xmlns:w16se="http://schemas.microsoft.com/office/word/2015/wordml/symex" xmlns:wpg="http://schemas.microsoft.com/office/word/2010/wordprocessingGroup" xmlns:wpi="http://schemas.microsoft.com/office/word/2010/wordprocessingInk" xmlns:wne="http://schemas.microsoft.com/office/word/2006/wordml" xmlns:wps="http://schemas.microsoft.com/office/word/2010/wordprocessingShape" mc:Ignorable="w14 w15 w16se w16cid w16 w16cex w16sdtdh w16sdtfl w16du wp14">
   <w:footnote w:type="separator" w:id="-1">
     <w:p>
       <w:r>
@@ -8628,7 +8404,7 @@
 </file>
 
 <file path=word/header1.xml><?xml version="1.0" encoding="utf-8"?>
-<w:hdr xmlns:wpc="http://schemas.microsoft.com/office/word/2010/wordprocessingCanvas" xmlns:cx="http://schemas.microsoft.com/office/drawing/2014/chartex" xmlns:mc="http://schemas.openxmlformats.org/markup-compatibility/2006" xmlns:o="urn:schemas-microsoft-com:office:office" xmlns:r="http://schemas.openxmlformats.org/officeDocument/2006/relationships" xmlns:m="http://schemas.openxmlformats.org/officeDocument/2006/math" xmlns:v="urn:schemas-microsoft-com:vml" xmlns:wp14="http://schemas.microsoft.com/office/word/2010/wordprocessingDrawing" xmlns:wp="http://schemas.openxmlformats.org/drawingml/2006/wordprocessingDrawing" xmlns:w10="urn:schemas-microsoft-com:office:word" xmlns:w="http://schemas.openxmlformats.org/wordprocessingml/2006/main" xmlns:w14="http://schemas.microsoft.com/office/word/2010/wordml" xmlns:w15="http://schemas.microsoft.com/office/word/2012/wordml" xmlns:w16se="http://schemas.microsoft.com/office/word/2015/wordml/symex" xmlns:wpg="http://schemas.microsoft.com/office/word/2010/wordprocessingGroup" xmlns:wpi="http://schemas.microsoft.com/office/word/2010/wordprocessingInk" xmlns:wne="http://schemas.microsoft.com/office/word/2006/wordml" xmlns:wps="http://schemas.microsoft.com/office/word/2010/wordprocessingShape" mc:Ignorable="w14 w15 w16se wp14">
+<w:hdr xmlns:wpc="http://schemas.microsoft.com/office/word/2010/wordprocessingCanvas" xmlns:cx="http://schemas.microsoft.com/office/drawing/2014/chartex" xmlns:cx1="http://schemas.microsoft.com/office/drawing/2015/9/8/chartex" xmlns:cx2="http://schemas.microsoft.com/office/drawing/2015/10/21/chartex" xmlns:cx3="http://schemas.microsoft.com/office/drawing/2016/5/9/chartex" xmlns:cx4="http://schemas.microsoft.com/office/drawing/2016/5/10/chartex" xmlns:cx5="http://schemas.microsoft.com/office/drawing/2016/5/11/chartex" xmlns:cx6="http://schemas.microsoft.com/office/drawing/2016/5/12/chartex" xmlns:cx7="http://schemas.microsoft.com/office/drawing/2016/5/13/chartex" xmlns:cx8="http://schemas.microsoft.com/office/drawing/2016/5/14/chartex" xmlns:mc="http://schemas.openxmlformats.org/markup-compatibility/2006" xmlns:aink="http://schemas.microsoft.com/office/drawing/2016/ink" xmlns:am3d="http://schemas.microsoft.com/office/drawing/2017/model3d" xmlns:o="urn:schemas-microsoft-com:office:office" xmlns:oel="http://schemas.microsoft.com/office/2019/extlst" xmlns:r="http://schemas.openxmlformats.org/officeDocument/2006/relationships" xmlns:m="http://schemas.openxmlformats.org/officeDocument/2006/math" xmlns:v="urn:schemas-microsoft-com:vml" xmlns:wp14="http://schemas.microsoft.com/office/word/2010/wordprocessingDrawing" xmlns:wp="http://schemas.openxmlformats.org/drawingml/2006/wordprocessingDrawing" xmlns:w10="urn:schemas-microsoft-com:office:word" xmlns:w="http://schemas.openxmlformats.org/wordprocessingml/2006/main" xmlns:w14="http://schemas.microsoft.com/office/word/2010/wordml" xmlns:w15="http://schemas.microsoft.com/office/word/2012/wordml" xmlns:w16cex="http://schemas.microsoft.com/office/word/2018/wordml/cex" xmlns:w16cid="http://schemas.microsoft.com/office/word/2016/wordml/cid" xmlns:w16="http://schemas.microsoft.com/office/word/2018/wordml" xmlns:w16du="http://schemas.microsoft.com/office/word/2023/wordml/word16du" xmlns:w16sdtdh="http://schemas.microsoft.com/office/word/2020/wordml/sdtdatahash" xmlns:w16sdtfl="http://schemas.microsoft.com/office/word/2024/wordml/sdtformatlock" xmlns:w16se="http://schemas.microsoft.com/office/word/2015/wordml/symex" xmlns:wpg="http://schemas.microsoft.com/office/word/2010/wordprocessingGroup" xmlns:wpi="http://schemas.microsoft.com/office/word/2010/wordprocessingInk" xmlns:wne="http://schemas.microsoft.com/office/word/2006/wordml" xmlns:wps="http://schemas.microsoft.com/office/word/2010/wordprocessingShape" mc:Ignorable="w14 w15 w16se w16cid w16 w16cex w16sdtdh w16sdtfl w16du wp14">
   <w:p>
     <w:pPr>
       <w:pStyle w:val="ad"/>
@@ -8638,7 +8414,7 @@
 </file>
 
 <file path=word/header2.xml><?xml version="1.0" encoding="utf-8"?>
-<w:hdr xmlns:wpc="http://schemas.microsoft.com/office/word/2010/wordprocessingCanvas" xmlns:cx="http://schemas.microsoft.com/office/drawing/2014/chartex" xmlns:mc="http://schemas.openxmlformats.org/markup-compatibility/2006" xmlns:o="urn:schemas-microsoft-com:office:office" xmlns:r="http://schemas.openxmlformats.org/officeDocument/2006/relationships" xmlns:m="http://schemas.openxmlformats.org/officeDocument/2006/math" xmlns:v="urn:schemas-microsoft-com:vml" xmlns:wp14="http://schemas.microsoft.com/office/word/2010/wordprocessingDrawing" xmlns:wp="http://schemas.openxmlformats.org/drawingml/2006/wordprocessingDrawing" xmlns:w10="urn:schemas-microsoft-com:office:word" xmlns:w="http://schemas.openxmlformats.org/wordprocessingml/2006/main" xmlns:w14="http://schemas.microsoft.com/office/word/2010/wordml" xmlns:w15="http://schemas.microsoft.com/office/word/2012/wordml" xmlns:w16se="http://schemas.microsoft.com/office/word/2015/wordml/symex" xmlns:wpg="http://schemas.microsoft.com/office/word/2010/wordprocessingGroup" xmlns:wpi="http://schemas.microsoft.com/office/word/2010/wordprocessingInk" xmlns:wne="http://schemas.microsoft.com/office/word/2006/wordml" xmlns:wps="http://schemas.microsoft.com/office/word/2010/wordprocessingShape" mc:Ignorable="w14 w15 w16se wp14">
+<w:hdr xmlns:wpc="http://schemas.microsoft.com/office/word/2010/wordprocessingCanvas" xmlns:cx="http://schemas.microsoft.com/office/drawing/2014/chartex" xmlns:cx1="http://schemas.microsoft.com/office/drawing/2015/9/8/chartex" xmlns:cx2="http://schemas.microsoft.com/office/drawing/2015/10/21/chartex" xmlns:cx3="http://schemas.microsoft.com/office/drawing/2016/5/9/chartex" xmlns:cx4="http://schemas.microsoft.com/office/drawing/2016/5/10/chartex" xmlns:cx5="http://schemas.microsoft.com/office/drawing/2016/5/11/chartex" xmlns:cx6="http://schemas.microsoft.com/office/drawing/2016/5/12/chartex" xmlns:cx7="http://schemas.microsoft.com/office/drawing/2016/5/13/chartex" xmlns:cx8="http://schemas.microsoft.com/office/drawing/2016/5/14/chartex" xmlns:mc="http://schemas.openxmlformats.org/markup-compatibility/2006" xmlns:aink="http://schemas.microsoft.com/office/drawing/2016/ink" xmlns:am3d="http://schemas.microsoft.com/office/drawing/2017/model3d" xmlns:o="urn:schemas-microsoft-com:office:office" xmlns:oel="http://schemas.microsoft.com/office/2019/extlst" xmlns:r="http://schemas.openxmlformats.org/officeDocument/2006/relationships" xmlns:m="http://schemas.openxmlformats.org/officeDocument/2006/math" xmlns:v="urn:schemas-microsoft-com:vml" xmlns:wp14="http://schemas.microsoft.com/office/word/2010/wordprocessingDrawing" xmlns:wp="http://schemas.openxmlformats.org/drawingml/2006/wordprocessingDrawing" xmlns:w10="urn:schemas-microsoft-com:office:word" xmlns:w="http://schemas.openxmlformats.org/wordprocessingml/2006/main" xmlns:w14="http://schemas.microsoft.com/office/word/2010/wordml" xmlns:w15="http://schemas.microsoft.com/office/word/2012/wordml" xmlns:w16cex="http://schemas.microsoft.com/office/word/2018/wordml/cex" xmlns:w16cid="http://schemas.microsoft.com/office/word/2016/wordml/cid" xmlns:w16="http://schemas.microsoft.com/office/word/2018/wordml" xmlns:w16du="http://schemas.microsoft.com/office/word/2023/wordml/word16du" xmlns:w16sdtdh="http://schemas.microsoft.com/office/word/2020/wordml/sdtdatahash" xmlns:w16sdtfl="http://schemas.microsoft.com/office/word/2024/wordml/sdtformatlock" xmlns:w16se="http://schemas.microsoft.com/office/word/2015/wordml/symex" xmlns:wpg="http://schemas.microsoft.com/office/word/2010/wordprocessingGroup" xmlns:wpi="http://schemas.microsoft.com/office/word/2010/wordprocessingInk" xmlns:wne="http://schemas.microsoft.com/office/word/2006/wordml" xmlns:wps="http://schemas.microsoft.com/office/word/2010/wordprocessingShape" mc:Ignorable="w14 w15 w16se w16cid w16 w16cex w16sdtdh w16sdtfl w16du wp14">
   <w:sdt>
     <w:sdtPr>
       <w:id w:val="136375256"/>
@@ -8647,7 +8423,6 @@
         <w:docPartUnique/>
       </w:docPartObj>
     </w:sdtPr>
-    <w:sdtEndPr/>
     <w:sdtContent>
       <w:p>
         <w:pPr>
@@ -8684,7 +8459,7 @@
 </file>
 
 <file path=word/header3.xml><?xml version="1.0" encoding="utf-8"?>
-<w:hdr xmlns:wpc="http://schemas.microsoft.com/office/word/2010/wordprocessingCanvas" xmlns:cx="http://schemas.microsoft.com/office/drawing/2014/chartex" xmlns:mc="http://schemas.openxmlformats.org/markup-compatibility/2006" xmlns:o="urn:schemas-microsoft-com:office:office" xmlns:r="http://schemas.openxmlformats.org/officeDocument/2006/relationships" xmlns:m="http://schemas.openxmlformats.org/officeDocument/2006/math" xmlns:v="urn:schemas-microsoft-com:vml" xmlns:wp14="http://schemas.microsoft.com/office/word/2010/wordprocessingDrawing" xmlns:wp="http://schemas.openxmlformats.org/drawingml/2006/wordprocessingDrawing" xmlns:w10="urn:schemas-microsoft-com:office:word" xmlns:w="http://schemas.openxmlformats.org/wordprocessingml/2006/main" xmlns:w14="http://schemas.microsoft.com/office/word/2010/wordml" xmlns:w15="http://schemas.microsoft.com/office/word/2012/wordml" xmlns:w16se="http://schemas.microsoft.com/office/word/2015/wordml/symex" xmlns:wpg="http://schemas.microsoft.com/office/word/2010/wordprocessingGroup" xmlns:wpi="http://schemas.microsoft.com/office/word/2010/wordprocessingInk" xmlns:wne="http://schemas.microsoft.com/office/word/2006/wordml" xmlns:wps="http://schemas.microsoft.com/office/word/2010/wordprocessingShape" mc:Ignorable="w14 w15 w16se wp14">
+<w:hdr xmlns:wpc="http://schemas.microsoft.com/office/word/2010/wordprocessingCanvas" xmlns:cx="http://schemas.microsoft.com/office/drawing/2014/chartex" xmlns:cx1="http://schemas.microsoft.com/office/drawing/2015/9/8/chartex" xmlns:cx2="http://schemas.microsoft.com/office/drawing/2015/10/21/chartex" xmlns:cx3="http://schemas.microsoft.com/office/drawing/2016/5/9/chartex" xmlns:cx4="http://schemas.microsoft.com/office/drawing/2016/5/10/chartex" xmlns:cx5="http://schemas.microsoft.com/office/drawing/2016/5/11/chartex" xmlns:cx6="http://schemas.microsoft.com/office/drawing/2016/5/12/chartex" xmlns:cx7="http://schemas.microsoft.com/office/drawing/2016/5/13/chartex" xmlns:cx8="http://schemas.microsoft.com/office/drawing/2016/5/14/chartex" xmlns:mc="http://schemas.openxmlformats.org/markup-compatibility/2006" xmlns:aink="http://schemas.microsoft.com/office/drawing/2016/ink" xmlns:am3d="http://schemas.microsoft.com/office/drawing/2017/model3d" xmlns:o="urn:schemas-microsoft-com:office:office" xmlns:oel="http://schemas.microsoft.com/office/2019/extlst" xmlns:r="http://schemas.openxmlformats.org/officeDocument/2006/relationships" xmlns:m="http://schemas.openxmlformats.org/officeDocument/2006/math" xmlns:v="urn:schemas-microsoft-com:vml" xmlns:wp14="http://schemas.microsoft.com/office/word/2010/wordprocessingDrawing" xmlns:wp="http://schemas.openxmlformats.org/drawingml/2006/wordprocessingDrawing" xmlns:w10="urn:schemas-microsoft-com:office:word" xmlns:w="http://schemas.openxmlformats.org/wordprocessingml/2006/main" xmlns:w14="http://schemas.microsoft.com/office/word/2010/wordml" xmlns:w15="http://schemas.microsoft.com/office/word/2012/wordml" xmlns:w16cex="http://schemas.microsoft.com/office/word/2018/wordml/cex" xmlns:w16cid="http://schemas.microsoft.com/office/word/2016/wordml/cid" xmlns:w16="http://schemas.microsoft.com/office/word/2018/wordml" xmlns:w16du="http://schemas.microsoft.com/office/word/2023/wordml/word16du" xmlns:w16sdtdh="http://schemas.microsoft.com/office/word/2020/wordml/sdtdatahash" xmlns:w16sdtfl="http://schemas.microsoft.com/office/word/2024/wordml/sdtformatlock" xmlns:w16se="http://schemas.microsoft.com/office/word/2015/wordml/symex" xmlns:wpg="http://schemas.microsoft.com/office/word/2010/wordprocessingGroup" xmlns:wpi="http://schemas.microsoft.com/office/word/2010/wordprocessingInk" xmlns:wne="http://schemas.microsoft.com/office/word/2006/wordml" xmlns:wps="http://schemas.microsoft.com/office/word/2010/wordprocessingShape" mc:Ignorable="w14 w15 w16se w16cid w16 w16cex w16sdtdh w16sdtfl w16du wp14">
   <w:p>
     <w:pPr>
       <w:pStyle w:val="ad"/>
@@ -8694,7 +8469,7 @@
 </file>
 
 <file path=word/styles.xml><?xml version="1.0" encoding="utf-8"?>
-<w:styles xmlns:mc="http://schemas.openxmlformats.org/markup-compatibility/2006" xmlns:r="http://schemas.openxmlformats.org/officeDocument/2006/relationships" xmlns:w="http://schemas.openxmlformats.org/wordprocessingml/2006/main" xmlns:w14="http://schemas.microsoft.com/office/word/2010/wordml" xmlns:w15="http://schemas.microsoft.com/office/word/2012/wordml" xmlns:w16se="http://schemas.microsoft.com/office/word/2015/wordml/symex" mc:Ignorable="w14 w15 w16se">
+<w:styles xmlns:mc="http://schemas.openxmlformats.org/markup-compatibility/2006" xmlns:r="http://schemas.openxmlformats.org/officeDocument/2006/relationships" xmlns:w="http://schemas.openxmlformats.org/wordprocessingml/2006/main" xmlns:w14="http://schemas.microsoft.com/office/word/2010/wordml" xmlns:w15="http://schemas.microsoft.com/office/word/2012/wordml" xmlns:w16cex="http://schemas.microsoft.com/office/word/2018/wordml/cex" xmlns:w16cid="http://schemas.microsoft.com/office/word/2016/wordml/cid" xmlns:w16="http://schemas.microsoft.com/office/word/2018/wordml" xmlns:w16du="http://schemas.microsoft.com/office/word/2023/wordml/word16du" xmlns:w16sdtdh="http://schemas.microsoft.com/office/word/2020/wordml/sdtdatahash" xmlns:w16sdtfl="http://schemas.microsoft.com/office/word/2024/wordml/sdtformatlock" xmlns:w16se="http://schemas.microsoft.com/office/word/2015/wordml/symex" mc:Ignorable="w14 w15 w16se w16cid w16 w16cex w16sdtdh w16sdtfl w16du">
   <w:docDefaults>
     <w:rPrDefault>
       <w:rPr>
@@ -8710,7 +8485,7 @@
       </w:pPr>
     </w:pPrDefault>
   </w:docDefaults>
-  <w:latentStyles w:defLockedState="0" w:defUIPriority="99" w:defSemiHidden="0" w:defUnhideWhenUsed="0" w:defQFormat="0" w:count="371">
+  <w:latentStyles w:defLockedState="0" w:defUIPriority="99" w:defSemiHidden="0" w:defUnhideWhenUsed="0" w:defQFormat="0" w:count="376">
     <w:lsdException w:name="Normal" w:uiPriority="1" w:qFormat="1"/>
     <w:lsdException w:name="heading 1" w:uiPriority="9" w:qFormat="1"/>
     <w:lsdException w:name="heading 2" w:semiHidden="1" w:uiPriority="9" w:unhideWhenUsed="1" w:qFormat="1"/>
@@ -9082,6 +8857,11 @@
     <w:lsdException w:name="List Table 5 Dark Accent 6" w:uiPriority="50"/>
     <w:lsdException w:name="List Table 6 Colorful Accent 6" w:uiPriority="51"/>
     <w:lsdException w:name="List Table 7 Colorful Accent 6" w:uiPriority="52"/>
+    <w:lsdException w:name="Mention" w:semiHidden="1" w:unhideWhenUsed="1"/>
+    <w:lsdException w:name="Smart Hyperlink" w:semiHidden="1" w:unhideWhenUsed="1"/>
+    <w:lsdException w:name="Hashtag" w:semiHidden="1" w:unhideWhenUsed="1"/>
+    <w:lsdException w:name="Unresolved Mention" w:semiHidden="1" w:unhideWhenUsed="1"/>
+    <w:lsdException w:name="Smart Link" w:semiHidden="1" w:unhideWhenUsed="1"/>
   </w:latentStyles>
   <w:style w:type="paragraph" w:default="1" w:styleId="a">
     <w:name w:val="Normal"/>
